--- a/桐乡华数不符合7.4.3 服务报告/2026年公安视频监控项目运维服务计划.docx
+++ b/桐乡华数不符合7.4.3 服务报告/2026年公安视频监控项目运维服务计划.docx
@@ -1,14 +1,15 @@
 
 <file path=word/document.xml><?xml version="1.0" encoding="utf-8"?>
-<w:document xmlns:wpc="http://schemas.microsoft.com/office/word/2010/wordprocessingCanvas" xmlns:mc="http://schemas.openxmlformats.org/markup-compatibility/2006" xmlns:o="urn:schemas-microsoft-com:office:office" xmlns:r="http://schemas.openxmlformats.org/officeDocument/2006/relationships" xmlns:m="http://schemas.openxmlformats.org/officeDocument/2006/math" xmlns:v="urn:schemas-microsoft-com:vml" xmlns:wp14="http://schemas.microsoft.com/office/word/2010/wordprocessingDrawing" xmlns:wp="http://schemas.openxmlformats.org/drawingml/2006/wordprocessingDrawing" xmlns:w="http://schemas.openxmlformats.org/wordprocessingml/2006/main" xmlns:w14="http://schemas.microsoft.com/office/word/2010/wordml" xmlns:w10="urn:schemas-microsoft-com:office:word" xmlns:w15="http://schemas.microsoft.com/office/word/2012/wordml" xmlns:wpg="http://schemas.microsoft.com/office/word/2010/wordprocessingGroup" xmlns:wpi="http://schemas.microsoft.com/office/word/2010/wordprocessingInk" xmlns:wne="http://schemas.microsoft.com/office/word/2006/wordml" xmlns:wps="http://schemas.microsoft.com/office/word/2010/wordprocessingShape" xmlns:wpsCustomData="http://www.wps.cn/officeDocument/2013/wpsCustomData" mc:Ignorable="w14 w15 wp14">
+<w:document xmlns:wpc="http://schemas.microsoft.com/office/word/2010/wordprocessingCanvas" xmlns:mc="http://schemas.openxmlformats.org/markup-compatibility/2006" xmlns:o="urn:schemas-microsoft-com:office:office" xmlns:r="http://schemas.openxmlformats.org/officeDocument/2006/relationships" xmlns:m="http://schemas.openxmlformats.org/officeDocument/2006/math" xmlns:v="urn:schemas-microsoft-com:vml" xmlns:wp14="http://schemas.microsoft.com/office/word/2010/wordprocessingDrawing" xmlns:wp="http://schemas.openxmlformats.org/drawingml/2006/wordprocessingDrawing" xmlns:w10="urn:schemas-microsoft-com:office:word" xmlns:w="http://schemas.openxmlformats.org/wordprocessingml/2006/main" xmlns:w14="http://schemas.microsoft.com/office/word/2010/wordml" xmlns:w15="http://schemas.microsoft.com/office/word/2012/wordml" xmlns:wne="http://schemas.microsoft.com/office/word/2006/wordml" xmlns:wpg="http://schemas.microsoft.com/office/word/2010/wordprocessingGroup" xmlns:wpi="http://schemas.microsoft.com/office/word/2010/wordprocessingInk" xmlns:wps="http://schemas.microsoft.com/office/word/2010/wordprocessingShape" mc:Ignorable="w14 w15 wp14">
+  <!-- Generated by Aspose.Words for .NET 13.3.0.1 -->
   <w:body>
     <w:p>
       <w:pPr>
         <w:spacing w:before="156" w:after="156" w:line="240" w:lineRule="auto"/>
-        <w:ind w:left="0" w:leftChars="0" w:firstLine="0" w:firstLineChars="0"/>
+        <w:ind w:left="0" w:firstLine="0" w:leftChars="0" w:firstLineChars="0"/>
         <w:jc w:val="both"/>
         <w:rPr>
-          <w:rFonts w:hint="eastAsia" w:eastAsia="宋体"/>
+          <w:rFonts w:eastAsia="宋体" w:hint="eastAsia"/>
           <w:lang w:eastAsia="zh-CN"/>
         </w:rPr>
       </w:pPr>
@@ -34,7 +35,7 @@
                     </pic:cNvPicPr>
                   </pic:nvPicPr>
                   <pic:blipFill>
-                    <a:blip r:embed="rId12"/>
+                    <a:blip xmlns:r="http://schemas.openxmlformats.org/officeDocument/2006/relationships" r:embed="rId4"/>
                     <a:stretch>
                       <a:fillRect/>
                     </a:stretch>
@@ -62,7 +63,7 @@
     <w:p>
       <w:pPr>
         <w:spacing w:before="156" w:after="156" w:line="240" w:lineRule="auto"/>
-        <w:ind w:left="0" w:leftChars="0" w:firstLine="0" w:firstLineChars="0"/>
+        <w:ind w:left="0" w:firstLine="0" w:leftChars="0" w:firstLineChars="0"/>
         <w:jc w:val="center"/>
         <w:rPr>
           <w:rFonts w:hint="eastAsia"/>
@@ -76,7 +77,7 @@
     <w:p>
       <w:pPr>
         <w:spacing w:before="156" w:after="156" w:line="240" w:lineRule="auto"/>
-        <w:ind w:left="0" w:leftChars="0" w:firstLine="0" w:firstLineChars="0"/>
+        <w:ind w:left="0" w:firstLine="0" w:leftChars="0" w:firstLineChars="0"/>
         <w:jc w:val="center"/>
         <w:rPr>
           <w:rFonts w:hint="eastAsia"/>
@@ -101,7 +102,7 @@
     <w:p>
       <w:pPr>
         <w:spacing w:before="156" w:after="156" w:line="240" w:lineRule="auto"/>
-        <w:ind w:left="0" w:leftChars="0" w:firstLine="0" w:firstLineChars="0"/>
+        <w:ind w:left="0" w:firstLine="0" w:leftChars="0" w:firstLineChars="0"/>
         <w:jc w:val="center"/>
         <w:rPr>
           <w:rFonts w:hint="eastAsia"/>
@@ -115,10 +116,10 @@
     <w:p>
       <w:pPr>
         <w:spacing w:before="156" w:after="156" w:line="240" w:lineRule="auto"/>
-        <w:ind w:left="0" w:leftChars="0" w:firstLine="0" w:firstLineChars="0"/>
+        <w:ind w:left="0" w:firstLine="0" w:leftChars="0" w:firstLineChars="0"/>
         <w:jc w:val="center"/>
         <w:rPr>
-          <w:rFonts w:hint="eastAsia" w:cs="Arial" w:asciiTheme="minorEastAsia" w:hAnsiTheme="minorEastAsia" w:eastAsiaTheme="minorEastAsia"/>
+          <w:rFonts w:asciiTheme="minorEastAsia" w:eastAsiaTheme="minorEastAsia" w:hAnsiTheme="minorEastAsia" w:cs="Arial" w:hint="eastAsia"/>
           <w:b/>
           <w:sz w:val="48"/>
           <w:szCs w:val="48"/>
@@ -126,7 +127,7 @@
       </w:pPr>
       <w:r>
         <w:rPr>
-          <w:rFonts w:hint="eastAsia" w:cs="Arial" w:asciiTheme="minorEastAsia" w:hAnsiTheme="minorEastAsia" w:eastAsiaTheme="minorEastAsia"/>
+          <w:rFonts w:asciiTheme="minorEastAsia" w:eastAsiaTheme="minorEastAsia" w:hAnsiTheme="minorEastAsia" w:cs="Arial" w:hint="eastAsia"/>
           <w:b/>
           <w:sz w:val="48"/>
           <w:szCs w:val="48"/>
@@ -137,10 +138,10 @@
     <w:p>
       <w:pPr>
         <w:spacing w:before="156" w:after="156" w:line="240" w:lineRule="auto"/>
-        <w:ind w:left="0" w:leftChars="0" w:firstLine="0" w:firstLineChars="0"/>
+        <w:ind w:left="0" w:firstLine="0" w:leftChars="0" w:firstLineChars="0"/>
         <w:jc w:val="center"/>
         <w:rPr>
-          <w:rFonts w:hint="eastAsia" w:cs="Arial" w:asciiTheme="minorEastAsia" w:hAnsiTheme="minorEastAsia" w:eastAsiaTheme="minorEastAsia"/>
+          <w:rFonts w:asciiTheme="minorEastAsia" w:eastAsiaTheme="minorEastAsia" w:hAnsiTheme="minorEastAsia" w:cs="Arial" w:hint="eastAsia"/>
           <w:b/>
           <w:sz w:val="48"/>
           <w:szCs w:val="48"/>
@@ -149,7 +150,7 @@
       </w:pPr>
       <w:r>
         <w:rPr>
-          <w:rFonts w:hint="eastAsia" w:cs="Arial" w:asciiTheme="minorEastAsia" w:hAnsiTheme="minorEastAsia" w:eastAsiaTheme="minorEastAsia"/>
+          <w:rFonts w:asciiTheme="minorEastAsia" w:eastAsiaTheme="minorEastAsia" w:hAnsiTheme="minorEastAsia" w:cs="Arial" w:hint="eastAsia"/>
           <w:b/>
           <w:sz w:val="48"/>
           <w:szCs w:val="48"/>
@@ -158,7 +159,7 @@
       </w:r>
       <w:r>
         <w:rPr>
-          <w:rFonts w:hint="eastAsia" w:cs="Arial" w:asciiTheme="minorEastAsia" w:hAnsiTheme="minorEastAsia" w:eastAsiaTheme="minorEastAsia"/>
+          <w:rFonts w:asciiTheme="minorEastAsia" w:eastAsiaTheme="minorEastAsia" w:hAnsiTheme="minorEastAsia" w:cs="Arial" w:hint="eastAsia"/>
           <w:b/>
           <w:sz w:val="48"/>
           <w:szCs w:val="48"/>
@@ -168,7 +169,7 @@
       </w:r>
       <w:r>
         <w:rPr>
-          <w:rFonts w:hint="eastAsia" w:cs="Arial" w:asciiTheme="minorEastAsia" w:hAnsiTheme="minorEastAsia" w:eastAsiaTheme="minorEastAsia"/>
+          <w:rFonts w:asciiTheme="minorEastAsia" w:eastAsiaTheme="minorEastAsia" w:hAnsiTheme="minorEastAsia" w:cs="Arial" w:hint="eastAsia"/>
           <w:b/>
           <w:sz w:val="48"/>
           <w:szCs w:val="48"/>
@@ -177,7 +178,7 @@
       </w:r>
       <w:r>
         <w:rPr>
-          <w:rFonts w:hint="eastAsia" w:cs="Arial" w:asciiTheme="minorEastAsia" w:hAnsiTheme="minorEastAsia" w:eastAsiaTheme="minorEastAsia"/>
+          <w:rFonts w:asciiTheme="minorEastAsia" w:eastAsiaTheme="minorEastAsia" w:hAnsiTheme="minorEastAsia" w:cs="Arial" w:hint="eastAsia"/>
           <w:b/>
           <w:sz w:val="48"/>
           <w:szCs w:val="48"/>
@@ -197,7 +198,7 @@
       </w:pPr>
       <w:r>
         <w:drawing>
-          <wp:anchor distT="0" distB="0" distL="114300" distR="114300" simplePos="0" relativeHeight="251659264" behindDoc="1" locked="0" layoutInCell="1" allowOverlap="1">
+          <wp:anchor distT="0" distB="0" distL="114300" distR="114300" simplePos="0" relativeHeight="251658240" behindDoc="1" locked="0" layoutInCell="1" allowOverlap="1">
             <wp:simplePos x="0" y="0"/>
             <wp:positionH relativeFrom="column">
               <wp:posOffset>-1143000</wp:posOffset>
@@ -222,7 +223,7 @@
                     </pic:cNvPicPr>
                   </pic:nvPicPr>
                   <pic:blipFill>
-                    <a:blip r:embed="rId13">
+                    <a:blip xmlns:r="http://schemas.openxmlformats.org/officeDocument/2006/relationships" r:embed="rId5">
                       <a:alphaModFix amt="60000"/>
                     </a:blip>
                     <a:srcRect b="3601"/>
@@ -252,9 +253,9 @@
     </w:p>
     <w:p>
       <w:pPr>
-        <w:ind w:firstLine="2777" w:firstLineChars="992"/>
-        <w:rPr>
-          <w:rFonts w:hint="eastAsia" w:ascii="宋体" w:hAnsi="宋体" w:eastAsia="宋体" w:cs="宋体"/>
+        <w:ind w:firstLine="2381" w:firstLineChars="992"/>
+        <w:rPr>
+          <w:rFonts w:ascii="宋体" w:eastAsia="宋体" w:hAnsi="宋体" w:cs="宋体" w:hint="eastAsia"/>
           <w:sz w:val="28"/>
           <w:szCs w:val="28"/>
           <w:lang w:val="en-US" w:eastAsia="zh-CN"/>
@@ -262,7 +263,7 @@
       </w:pPr>
       <w:r>
         <w:rPr>
-          <w:rFonts w:hint="eastAsia" w:ascii="宋体" w:hAnsi="宋体" w:eastAsia="宋体" w:cs="宋体"/>
+          <w:rFonts w:ascii="宋体" w:eastAsia="宋体" w:hAnsi="宋体" w:cs="宋体" w:hint="eastAsia"/>
           <w:sz w:val="28"/>
           <w:szCs w:val="28"/>
         </w:rPr>
@@ -270,7 +271,7 @@
       </w:r>
       <w:r>
         <w:rPr>
-          <w:rFonts w:hint="eastAsia" w:ascii="宋体" w:hAnsi="宋体" w:eastAsia="宋体" w:cs="宋体"/>
+          <w:rFonts w:ascii="宋体" w:eastAsia="宋体" w:hAnsi="宋体" w:cs="宋体" w:hint="eastAsia"/>
           <w:sz w:val="28"/>
           <w:szCs w:val="28"/>
           <w:lang w:val="en-US" w:eastAsia="zh-CN"/>
@@ -279,7 +280,7 @@
       </w:r>
       <w:r>
         <w:rPr>
-          <w:rFonts w:hint="eastAsia" w:ascii="宋体" w:hAnsi="宋体" w:eastAsia="宋体" w:cs="宋体"/>
+          <w:rFonts w:ascii="宋体" w:eastAsia="宋体" w:hAnsi="宋体" w:cs="宋体" w:hint="eastAsia"/>
           <w:sz w:val="28"/>
           <w:szCs w:val="28"/>
         </w:rPr>
@@ -287,7 +288,7 @@
       </w:r>
       <w:r>
         <w:rPr>
-          <w:rFonts w:hint="eastAsia" w:cs="宋体"/>
+          <w:rFonts w:cs="宋体" w:hint="eastAsia"/>
           <w:sz w:val="28"/>
           <w:szCs w:val="28"/>
           <w:lang w:val="en-US" w:eastAsia="zh-CN"/>
@@ -296,7 +297,7 @@
       </w:r>
       <w:r>
         <w:rPr>
-          <w:rFonts w:hint="eastAsia" w:ascii="宋体" w:hAnsi="宋体" w:eastAsia="宋体" w:cs="宋体"/>
+          <w:rFonts w:ascii="宋体" w:eastAsia="宋体" w:hAnsi="宋体" w:cs="宋体" w:hint="eastAsia"/>
           <w:sz w:val="28"/>
           <w:szCs w:val="28"/>
         </w:rPr>
@@ -304,7 +305,7 @@
       </w:r>
       <w:r>
         <w:rPr>
-          <w:rFonts w:hint="eastAsia" w:cs="宋体"/>
+          <w:rFonts w:cs="宋体" w:hint="eastAsia"/>
           <w:sz w:val="28"/>
           <w:szCs w:val="28"/>
           <w:lang w:val="en-US" w:eastAsia="zh-CN"/>
@@ -314,16 +315,16 @@
     </w:p>
     <w:p>
       <w:pPr>
-        <w:ind w:firstLine="2777" w:firstLineChars="992"/>
-        <w:rPr>
-          <w:rFonts w:hint="eastAsia" w:ascii="宋体" w:hAnsi="宋体" w:eastAsia="宋体" w:cs="宋体"/>
+        <w:ind w:firstLine="2381" w:firstLineChars="992"/>
+        <w:rPr>
+          <w:rFonts w:ascii="宋体" w:eastAsia="宋体" w:hAnsi="宋体" w:cs="宋体" w:hint="eastAsia"/>
           <w:sz w:val="28"/>
           <w:szCs w:val="28"/>
         </w:rPr>
       </w:pPr>
       <w:r>
         <w:rPr>
-          <w:rFonts w:hint="eastAsia" w:ascii="宋体" w:hAnsi="宋体" w:eastAsia="宋体" w:cs="宋体"/>
+          <w:rFonts w:ascii="宋体" w:eastAsia="宋体" w:hAnsi="宋体" w:cs="宋体" w:hint="eastAsia"/>
           <w:sz w:val="28"/>
           <w:szCs w:val="28"/>
         </w:rPr>
@@ -332,9 +333,9 @@
     </w:p>
     <w:p>
       <w:pPr>
-        <w:ind w:firstLine="2777" w:firstLineChars="992"/>
-        <w:rPr>
-          <w:rFonts w:hint="eastAsia" w:ascii="宋体" w:hAnsi="宋体" w:eastAsia="宋体" w:cs="宋体"/>
+        <w:ind w:firstLine="2381" w:firstLineChars="992"/>
+        <w:rPr>
+          <w:rFonts w:ascii="宋体" w:eastAsia="宋体" w:hAnsi="宋体" w:cs="宋体" w:hint="eastAsia"/>
           <w:sz w:val="28"/>
           <w:szCs w:val="28"/>
         </w:rPr>
@@ -342,7 +343,7 @@
       <w:bookmarkStart w:id="3" w:name="_Hlk81509119"/>
       <w:r>
         <w:rPr>
-          <w:rFonts w:hint="eastAsia" w:ascii="宋体" w:hAnsi="宋体" w:eastAsia="宋体" w:cs="宋体"/>
+          <w:rFonts w:ascii="宋体" w:eastAsia="宋体" w:hAnsi="宋体" w:cs="宋体" w:hint="eastAsia"/>
           <w:sz w:val="28"/>
           <w:szCs w:val="28"/>
         </w:rPr>
@@ -351,16 +352,16 @@
     </w:p>
     <w:p>
       <w:pPr>
-        <w:ind w:firstLine="2777" w:firstLineChars="992"/>
-        <w:rPr>
-          <w:rFonts w:hint="eastAsia" w:ascii="宋体" w:hAnsi="宋体" w:eastAsia="宋体" w:cs="宋体"/>
+        <w:ind w:firstLine="2381" w:firstLineChars="992"/>
+        <w:rPr>
+          <w:rFonts w:ascii="宋体" w:eastAsia="宋体" w:hAnsi="宋体" w:cs="宋体" w:hint="eastAsia"/>
           <w:sz w:val="28"/>
           <w:szCs w:val="28"/>
         </w:rPr>
       </w:pPr>
       <w:r>
         <w:rPr>
-          <w:rFonts w:hint="eastAsia" w:ascii="宋体" w:hAnsi="宋体" w:eastAsia="宋体" w:cs="宋体"/>
+          <w:rFonts w:ascii="宋体" w:eastAsia="宋体" w:hAnsi="宋体" w:cs="宋体" w:hint="eastAsia"/>
           <w:sz w:val="28"/>
           <w:szCs w:val="28"/>
         </w:rPr>
@@ -372,23 +373,23 @@
         </w:rPr>
         <w:t>陈业军</w:t>
       </w:r>
-      <w:bookmarkStart w:id="5" w:name="_GoBack"/>
-      <w:bookmarkEnd w:id="5"/>
+      <w:bookmarkStart w:id="4" w:name="_GoBack"/>
+      <w:bookmarkEnd w:id="4"/>
     </w:p>
-    <w:bookmarkEnd w:id="3"/>
     <w:p>
       <w:pPr>
-        <w:ind w:firstLine="2777" w:firstLineChars="992"/>
-        <w:rPr>
-          <w:rFonts w:hint="eastAsia" w:ascii="宋体" w:hAnsi="宋体" w:eastAsia="宋体" w:cs="宋体"/>
+        <w:ind w:firstLine="2381" w:firstLineChars="992"/>
+        <w:rPr>
+          <w:rFonts w:ascii="宋体" w:eastAsia="宋体" w:hAnsi="宋体" w:cs="宋体" w:hint="eastAsia"/>
           <w:b/>
           <w:sz w:val="28"/>
           <w:szCs w:val="28"/>
         </w:rPr>
       </w:pPr>
+      <w:bookmarkEnd w:id="3"/>
       <w:r>
         <w:rPr>
-          <w:rFonts w:hint="eastAsia" w:ascii="宋体" w:hAnsi="宋体" w:eastAsia="宋体" w:cs="宋体"/>
+          <w:rFonts w:ascii="宋体" w:eastAsia="宋体" w:hAnsi="宋体" w:cs="宋体" w:hint="eastAsia"/>
           <w:sz w:val="28"/>
           <w:szCs w:val="28"/>
         </w:rPr>
@@ -396,7 +397,7 @@
       </w:r>
       <w:r>
         <w:rPr>
-          <w:rFonts w:hint="eastAsia" w:cs="宋体"/>
+          <w:rFonts w:cs="宋体" w:hint="eastAsia"/>
           <w:sz w:val="28"/>
           <w:szCs w:val="28"/>
           <w:lang w:val="en-US" w:eastAsia="zh-CN"/>
@@ -405,7 +406,7 @@
       </w:r>
       <w:r>
         <w:rPr>
-          <w:rFonts w:hint="eastAsia" w:ascii="宋体" w:hAnsi="宋体" w:eastAsia="宋体" w:cs="宋体"/>
+          <w:rFonts w:ascii="宋体" w:eastAsia="宋体" w:hAnsi="宋体" w:cs="宋体" w:hint="eastAsia"/>
           <w:sz w:val="28"/>
           <w:szCs w:val="28"/>
         </w:rPr>
@@ -413,7 +414,7 @@
       </w:r>
       <w:r>
         <w:rPr>
-          <w:rFonts w:hint="eastAsia" w:cs="宋体"/>
+          <w:rFonts w:cs="宋体" w:hint="eastAsia"/>
           <w:sz w:val="28"/>
           <w:szCs w:val="28"/>
           <w:lang w:val="en-US" w:eastAsia="zh-CN"/>
@@ -422,7 +423,7 @@
       </w:r>
       <w:r>
         <w:rPr>
-          <w:rFonts w:hint="eastAsia" w:ascii="宋体" w:hAnsi="宋体" w:eastAsia="宋体" w:cs="宋体"/>
+          <w:rFonts w:ascii="宋体" w:eastAsia="宋体" w:hAnsi="宋体" w:cs="宋体" w:hint="eastAsia"/>
           <w:sz w:val="28"/>
           <w:szCs w:val="28"/>
         </w:rPr>
@@ -430,7 +431,7 @@
       </w:r>
       <w:r>
         <w:rPr>
-          <w:rFonts w:hint="eastAsia" w:cs="宋体"/>
+          <w:rFonts w:cs="宋体" w:hint="eastAsia"/>
           <w:sz w:val="28"/>
           <w:szCs w:val="28"/>
           <w:lang w:val="en-US" w:eastAsia="zh-CN"/>
@@ -439,7 +440,7 @@
       </w:r>
       <w:r>
         <w:rPr>
-          <w:rFonts w:hint="eastAsia" w:ascii="宋体" w:hAnsi="宋体" w:eastAsia="宋体" w:cs="宋体"/>
+          <w:rFonts w:ascii="宋体" w:eastAsia="宋体" w:hAnsi="宋体" w:cs="宋体" w:hint="eastAsia"/>
           <w:sz w:val="28"/>
           <w:szCs w:val="28"/>
         </w:rPr>
@@ -447,13 +448,13 @@
       </w:r>
       <w:bookmarkEnd w:id="1"/>
       <w:bookmarkEnd w:id="2"/>
-      <w:bookmarkStart w:id="4" w:name="_Hlk78660431"/>
+      <w:bookmarkStart w:id="5" w:name="_Hlk78660431"/>
     </w:p>
     <w:p>
       <w:pPr>
-        <w:ind w:firstLine="3498" w:firstLineChars="1166"/>
-        <w:rPr>
-          <w:rFonts w:hint="eastAsia" w:ascii="微软雅黑" w:hAnsi="微软雅黑"/>
+        <w:ind w:firstLine="2798" w:firstLineChars="1166"/>
+        <w:rPr>
+          <w:rFonts w:ascii="微软雅黑" w:hAnsi="微软雅黑" w:hint="eastAsia"/>
           <w:sz w:val="30"/>
           <w:szCs w:val="30"/>
         </w:rPr>
@@ -461,7 +462,7 @@
     </w:p>
     <w:p>
       <w:pPr>
-        <w:ind w:firstLine="3498" w:firstLineChars="1166"/>
+        <w:ind w:firstLine="2798" w:firstLineChars="1166"/>
         <w:rPr>
           <w:rFonts w:ascii="微软雅黑" w:hAnsi="微软雅黑"/>
           <w:sz w:val="30"/>
@@ -470,7 +471,7 @@
       </w:pPr>
       <w:r>
         <w:rPr>
-          <w:rFonts w:hint="eastAsia" w:ascii="微软雅黑" w:hAnsi="微软雅黑"/>
+          <w:rFonts w:ascii="微软雅黑" w:hAnsi="微软雅黑" w:hint="eastAsia"/>
           <w:sz w:val="30"/>
           <w:szCs w:val="30"/>
         </w:rPr>
@@ -479,18 +480,17 @@
     </w:p>
     <w:tbl>
       <w:tblPr>
-        <w:tblStyle w:val="17"/>
+        <w:tblStyle w:val="TableNormal"/>
         <w:tblW w:w="5000" w:type="pct"/>
         <w:jc w:val="center"/>
         <w:tblBorders>
-          <w:top w:val="single" w:color="auto" w:sz="4" w:space="0"/>
-          <w:left w:val="single" w:color="auto" w:sz="4" w:space="0"/>
-          <w:bottom w:val="single" w:color="auto" w:sz="4" w:space="0"/>
-          <w:right w:val="single" w:color="auto" w:sz="4" w:space="0"/>
-          <w:insideH w:val="single" w:color="auto" w:sz="4" w:space="0"/>
-          <w:insideV w:val="single" w:color="auto" w:sz="4" w:space="0"/>
+          <w:top w:val="single" w:sz="4" w:space="0" w:color="auto"/>
+          <w:left w:val="single" w:sz="4" w:space="0" w:color="auto"/>
+          <w:bottom w:val="single" w:sz="4" w:space="0" w:color="auto"/>
+          <w:right w:val="single" w:sz="4" w:space="0" w:color="auto"/>
+          <w:insideH w:val="single" w:sz="4" w:space="0" w:color="auto"/>
+          <w:insideV w:val="single" w:sz="4" w:space="0" w:color="auto"/>
         </w:tblBorders>
-        <w:tblLayout w:type="autofit"/>
         <w:tblCellMar>
           <w:top w:w="0" w:type="dxa"/>
           <w:left w:w="108" w:type="dxa"/>
@@ -508,13 +508,15 @@
       </w:tblGrid>
       <w:tr>
         <w:tblPrEx>
+          <w:tblW w:w="5000" w:type="pct"/>
+          <w:jc w:val="center"/>
           <w:tblBorders>
-            <w:top w:val="single" w:color="auto" w:sz="4" w:space="0"/>
-            <w:left w:val="single" w:color="auto" w:sz="4" w:space="0"/>
-            <w:bottom w:val="single" w:color="auto" w:sz="4" w:space="0"/>
-            <w:right w:val="single" w:color="auto" w:sz="4" w:space="0"/>
-            <w:insideH w:val="single" w:color="auto" w:sz="4" w:space="0"/>
-            <w:insideV w:val="single" w:color="auto" w:sz="4" w:space="0"/>
+            <w:top w:val="single" w:sz="4" w:space="0" w:color="auto"/>
+            <w:left w:val="single" w:sz="4" w:space="0" w:color="auto"/>
+            <w:bottom w:val="single" w:sz="4" w:space="0" w:color="auto"/>
+            <w:right w:val="single" w:sz="4" w:space="0" w:color="auto"/>
+            <w:insideH w:val="single" w:sz="4" w:space="0" w:color="auto"/>
+            <w:insideV w:val="single" w:sz="4" w:space="0" w:color="auto"/>
           </w:tblBorders>
           <w:tblCellMar>
             <w:top w:w="0" w:type="dxa"/>
@@ -524,7 +526,7 @@
           </w:tblCellMar>
         </w:tblPrEx>
         <w:trPr>
-          <w:trHeight w:val="378" w:hRule="atLeast"/>
+          <w:trHeight w:val="378"/>
           <w:jc w:val="center"/>
         </w:trPr>
         <w:tc>
@@ -644,14 +646,8 @@
       </w:tr>
       <w:tr>
         <w:tblPrEx>
-          <w:tblBorders>
-            <w:top w:val="single" w:color="auto" w:sz="4" w:space="0"/>
-            <w:left w:val="single" w:color="auto" w:sz="4" w:space="0"/>
-            <w:bottom w:val="single" w:color="auto" w:sz="4" w:space="0"/>
-            <w:right w:val="single" w:color="auto" w:sz="4" w:space="0"/>
-            <w:insideH w:val="single" w:color="auto" w:sz="4" w:space="0"/>
-            <w:insideV w:val="single" w:color="auto" w:sz="4" w:space="0"/>
-          </w:tblBorders>
+          <w:tblW w:w="5000" w:type="pct"/>
+          <w:jc w:val="center"/>
           <w:tblCellMar>
             <w:top w:w="0" w:type="dxa"/>
             <w:left w:w="108" w:type="dxa"/>
@@ -660,7 +656,7 @@
           </w:tblCellMar>
         </w:tblPrEx>
         <w:trPr>
-          <w:trHeight w:val="491" w:hRule="atLeast"/>
+          <w:trHeight w:val="491"/>
           <w:jc w:val="center"/>
         </w:trPr>
         <w:tc>
@@ -696,7 +692,7 @@
               <w:ind w:firstLine="0" w:firstLineChars="0"/>
               <w:jc w:val="center"/>
               <w:rPr>
-                <w:rFonts w:hint="default" w:eastAsia="宋体"/>
+                <w:rFonts w:eastAsia="宋体" w:hint="default"/>
                 <w:lang w:val="en-US" w:eastAsia="zh-CN"/>
               </w:rPr>
             </w:pPr>
@@ -788,14 +784,8 @@
       </w:tr>
       <w:tr>
         <w:tblPrEx>
-          <w:tblBorders>
-            <w:top w:val="single" w:color="auto" w:sz="4" w:space="0"/>
-            <w:left w:val="single" w:color="auto" w:sz="4" w:space="0"/>
-            <w:bottom w:val="single" w:color="auto" w:sz="4" w:space="0"/>
-            <w:right w:val="single" w:color="auto" w:sz="4" w:space="0"/>
-            <w:insideH w:val="single" w:color="auto" w:sz="4" w:space="0"/>
-            <w:insideV w:val="single" w:color="auto" w:sz="4" w:space="0"/>
-          </w:tblBorders>
+          <w:tblW w:w="5000" w:type="pct"/>
+          <w:jc w:val="center"/>
           <w:tblCellMar>
             <w:top w:w="0" w:type="dxa"/>
             <w:left w:w="108" w:type="dxa"/>
@@ -804,7 +794,7 @@
           </w:tblCellMar>
         </w:tblPrEx>
         <w:trPr>
-          <w:trHeight w:val="491" w:hRule="atLeast"/>
+          <w:trHeight w:val="491"/>
           <w:jc w:val="center"/>
         </w:trPr>
         <w:tc>
@@ -818,7 +808,7 @@
               <w:ind w:firstLine="0" w:firstLineChars="0"/>
               <w:jc w:val="center"/>
               <w:rPr>
-                <w:rFonts w:hint="default" w:eastAsia="宋体"/>
+                <w:rFonts w:eastAsia="宋体" w:hint="default"/>
                 <w:lang w:val="en-US" w:eastAsia="zh-CN"/>
               </w:rPr>
             </w:pPr>
@@ -835,7 +825,7 @@
               <w:ind w:firstLine="0" w:firstLineChars="0"/>
               <w:jc w:val="center"/>
               <w:rPr>
-                <w:rFonts w:hint="default" w:eastAsia="宋体"/>
+                <w:rFonts w:eastAsia="宋体" w:hint="default"/>
                 <w:lang w:val="en-US" w:eastAsia="zh-CN"/>
               </w:rPr>
             </w:pPr>
@@ -852,7 +842,7 @@
               <w:ind w:firstLine="0" w:firstLineChars="0"/>
               <w:jc w:val="center"/>
               <w:rPr>
-                <w:rFonts w:hint="default" w:eastAsia="宋体"/>
+                <w:rFonts w:eastAsia="宋体" w:hint="default"/>
                 <w:lang w:val="en-US" w:eastAsia="zh-CN"/>
               </w:rPr>
             </w:pPr>
@@ -900,14 +890,8 @@
       </w:tr>
       <w:tr>
         <w:tblPrEx>
-          <w:tblBorders>
-            <w:top w:val="single" w:color="auto" w:sz="4" w:space="0"/>
-            <w:left w:val="single" w:color="auto" w:sz="4" w:space="0"/>
-            <w:bottom w:val="single" w:color="auto" w:sz="4" w:space="0"/>
-            <w:right w:val="single" w:color="auto" w:sz="4" w:space="0"/>
-            <w:insideH w:val="single" w:color="auto" w:sz="4" w:space="0"/>
-            <w:insideV w:val="single" w:color="auto" w:sz="4" w:space="0"/>
-          </w:tblBorders>
+          <w:tblW w:w="5000" w:type="pct"/>
+          <w:jc w:val="center"/>
           <w:tblCellMar>
             <w:top w:w="0" w:type="dxa"/>
             <w:left w:w="108" w:type="dxa"/>
@@ -916,7 +900,7 @@
           </w:tblCellMar>
         </w:tblPrEx>
         <w:trPr>
-          <w:trHeight w:val="491" w:hRule="atLeast"/>
+          <w:trHeight w:val="491"/>
           <w:jc w:val="center"/>
         </w:trPr>
         <w:tc>
@@ -1008,14 +992,8 @@
       </w:tr>
       <w:tr>
         <w:tblPrEx>
-          <w:tblBorders>
-            <w:top w:val="single" w:color="auto" w:sz="4" w:space="0"/>
-            <w:left w:val="single" w:color="auto" w:sz="4" w:space="0"/>
-            <w:bottom w:val="single" w:color="auto" w:sz="4" w:space="0"/>
-            <w:right w:val="single" w:color="auto" w:sz="4" w:space="0"/>
-            <w:insideH w:val="single" w:color="auto" w:sz="4" w:space="0"/>
-            <w:insideV w:val="single" w:color="auto" w:sz="4" w:space="0"/>
-          </w:tblBorders>
+          <w:tblW w:w="5000" w:type="pct"/>
+          <w:jc w:val="center"/>
           <w:tblCellMar>
             <w:top w:w="0" w:type="dxa"/>
             <w:left w:w="108" w:type="dxa"/>
@@ -1024,7 +1002,7 @@
           </w:tblCellMar>
         </w:tblPrEx>
         <w:trPr>
-          <w:trHeight w:val="502" w:hRule="atLeast"/>
+          <w:trHeight w:val="502"/>
           <w:jc w:val="center"/>
         </w:trPr>
         <w:tc>
@@ -1106,38 +1084,37 @@
           </w:p>
         </w:tc>
       </w:tr>
-      <w:bookmarkEnd w:id="4"/>
     </w:tbl>
     <w:p>
       <w:pPr>
         <w:spacing w:before="156" w:after="156"/>
         <w:ind w:firstLine="480"/>
       </w:pPr>
+      <w:bookmarkEnd w:id="5"/>
     </w:p>
     <w:p>
       <w:pPr>
-        <w:pStyle w:val="2"/>
-        <w:rPr>
-          <w:rFonts w:hint="eastAsia" w:eastAsia="宋体"/>
+        <w:pStyle w:val="BodyText"/>
+        <w:rPr>
+          <w:rFonts w:eastAsia="宋体" w:hint="eastAsia"/>
           <w:lang w:eastAsia="zh-CN"/>
         </w:rPr>
       </w:pPr>
     </w:p>
     <w:tbl>
       <w:tblPr>
-        <w:tblStyle w:val="17"/>
+        <w:tblStyle w:val="TableNormal"/>
         <w:tblW w:w="8528" w:type="dxa"/>
         <w:jc w:val="center"/>
         <w:tblBorders>
-          <w:top w:val="none" w:color="auto" w:sz="0" w:space="0"/>
-          <w:left w:val="none" w:color="auto" w:sz="0" w:space="0"/>
-          <w:bottom w:val="none" w:color="auto" w:sz="0" w:space="0"/>
-          <w:right w:val="none" w:color="auto" w:sz="0" w:space="0"/>
-          <w:insideH w:val="none" w:color="auto" w:sz="0" w:space="0"/>
-          <w:insideV w:val="none" w:color="auto" w:sz="0" w:space="0"/>
+          <w:top w:val="nil"/>
+          <w:left w:val="nil"/>
+          <w:bottom w:val="nil"/>
+          <w:right w:val="nil"/>
+          <w:insideH w:val="nil"/>
+          <w:insideV w:val="nil"/>
         </w:tblBorders>
         <w:shd w:val="clear" w:color="auto" w:fill="auto"/>
-        <w:tblLayout w:type="autofit"/>
         <w:tblCellMar>
           <w:top w:w="15" w:type="dxa"/>
           <w:left w:w="15" w:type="dxa"/>
@@ -1151,14 +1128,17 @@
       </w:tblGrid>
       <w:tr>
         <w:tblPrEx>
+          <w:tblW w:w="8528" w:type="dxa"/>
+          <w:jc w:val="center"/>
           <w:tblBorders>
-            <w:top w:val="none" w:color="auto" w:sz="0" w:space="0"/>
-            <w:left w:val="none" w:color="auto" w:sz="0" w:space="0"/>
-            <w:bottom w:val="none" w:color="auto" w:sz="0" w:space="0"/>
-            <w:right w:val="none" w:color="auto" w:sz="0" w:space="0"/>
-            <w:insideH w:val="none" w:color="auto" w:sz="0" w:space="0"/>
-            <w:insideV w:val="none" w:color="auto" w:sz="0" w:space="0"/>
+            <w:top w:val="nil"/>
+            <w:left w:val="nil"/>
+            <w:bottom w:val="nil"/>
+            <w:right w:val="nil"/>
+            <w:insideH w:val="nil"/>
+            <w:insideV w:val="nil"/>
           </w:tblBorders>
+          <w:shd w:val="clear" w:color="auto" w:fill="auto"/>
           <w:tblCellMar>
             <w:top w:w="15" w:type="dxa"/>
             <w:left w:w="15" w:type="dxa"/>
@@ -1167,20 +1147,19 @@
           </w:tblCellMar>
         </w:tblPrEx>
         <w:trPr>
-          <w:trHeight w:val="0" w:hRule="atLeast"/>
+          <w:trHeight w:val="0"/>
           <w:jc w:val="center"/>
         </w:trPr>
         <w:tc>
           <w:tcPr>
             <w:tcW w:w="1987" w:type="dxa"/>
             <w:tcBorders>
-              <w:top w:val="single" w:color="auto" w:sz="12" w:space="0"/>
-              <w:left w:val="single" w:color="auto" w:sz="12" w:space="0"/>
+              <w:top w:val="single" w:sz="12" w:space="0" w:color="auto"/>
+              <w:left w:val="single" w:sz="12" w:space="0" w:color="auto"/>
               <w:bottom w:val="nil"/>
               <w:right w:val="nil"/>
             </w:tcBorders>
             <w:shd w:val="clear" w:color="auto" w:fill="auto"/>
-            <w:noWrap w:val="0"/>
             <w:tcMar>
               <w:top w:w="150" w:type="dxa"/>
               <w:left w:w="-1" w:type="dxa"/>
@@ -1220,13 +1199,12 @@
           <w:tcPr>
             <w:tcW w:w="6541" w:type="dxa"/>
             <w:tcBorders>
-              <w:top w:val="single" w:color="auto" w:sz="12" w:space="0"/>
-              <w:left w:val="single" w:color="auto" w:sz="4" w:space="0"/>
+              <w:top w:val="single" w:sz="12" w:space="0" w:color="auto"/>
+              <w:left w:val="single" w:sz="4" w:space="0" w:color="auto"/>
               <w:bottom w:val="nil"/>
-              <w:right w:val="single" w:color="auto" w:sz="12" w:space="0"/>
+              <w:right w:val="single" w:sz="12" w:space="0" w:color="auto"/>
             </w:tcBorders>
             <w:shd w:val="clear" w:color="auto" w:fill="auto"/>
-            <w:noWrap w:val="0"/>
             <w:tcMar>
               <w:top w:w="150" w:type="dxa"/>
               <w:left w:w="240" w:type="dxa"/>
@@ -1268,14 +1246,9 @@
       </w:tr>
       <w:tr>
         <w:tblPrEx>
-          <w:tblBorders>
-            <w:top w:val="none" w:color="auto" w:sz="0" w:space="0"/>
-            <w:left w:val="none" w:color="auto" w:sz="0" w:space="0"/>
-            <w:bottom w:val="none" w:color="auto" w:sz="0" w:space="0"/>
-            <w:right w:val="none" w:color="auto" w:sz="0" w:space="0"/>
-            <w:insideH w:val="none" w:color="auto" w:sz="0" w:space="0"/>
-            <w:insideV w:val="none" w:color="auto" w:sz="0" w:space="0"/>
-          </w:tblBorders>
+          <w:tblW w:w="8528" w:type="dxa"/>
+          <w:jc w:val="center"/>
+          <w:shd w:val="clear" w:color="auto" w:fill="auto"/>
           <w:tblCellMar>
             <w:top w:w="15" w:type="dxa"/>
             <w:left w:w="15" w:type="dxa"/>
@@ -1284,20 +1257,19 @@
           </w:tblCellMar>
         </w:tblPrEx>
         <w:trPr>
-          <w:trHeight w:val="0" w:hRule="atLeast"/>
+          <w:trHeight w:val="0"/>
           <w:jc w:val="center"/>
         </w:trPr>
         <w:tc>
           <w:tcPr>
             <w:tcW w:w="1987" w:type="dxa"/>
             <w:tcBorders>
-              <w:top w:val="single" w:color="auto" w:sz="4" w:space="0"/>
-              <w:left w:val="single" w:color="auto" w:sz="12" w:space="0"/>
+              <w:top w:val="single" w:sz="4" w:space="0" w:color="auto"/>
+              <w:left w:val="single" w:sz="12" w:space="0" w:color="auto"/>
               <w:bottom w:val="nil"/>
               <w:right w:val="nil"/>
             </w:tcBorders>
             <w:shd w:val="clear" w:color="auto" w:fill="auto"/>
-            <w:noWrap w:val="0"/>
             <w:tcMar>
               <w:top w:w="150" w:type="dxa"/>
               <w:left w:w="-1" w:type="dxa"/>
@@ -1337,13 +1309,12 @@
           <w:tcPr>
             <w:tcW w:w="6541" w:type="dxa"/>
             <w:tcBorders>
-              <w:top w:val="single" w:color="auto" w:sz="4" w:space="0"/>
-              <w:left w:val="single" w:color="auto" w:sz="4" w:space="0"/>
+              <w:top w:val="single" w:sz="4" w:space="0" w:color="auto"/>
+              <w:left w:val="single" w:sz="4" w:space="0" w:color="auto"/>
               <w:bottom w:val="nil"/>
-              <w:right w:val="single" w:color="auto" w:sz="12" w:space="0"/>
+              <w:right w:val="single" w:sz="12" w:space="0" w:color="auto"/>
             </w:tcBorders>
             <w:shd w:val="clear" w:color="auto" w:fill="auto"/>
-            <w:noWrap w:val="0"/>
             <w:tcMar>
               <w:top w:w="150" w:type="dxa"/>
               <w:left w:w="240" w:type="dxa"/>
@@ -1385,14 +1356,9 @@
       </w:tr>
       <w:tr>
         <w:tblPrEx>
-          <w:tblBorders>
-            <w:top w:val="none" w:color="auto" w:sz="0" w:space="0"/>
-            <w:left w:val="none" w:color="auto" w:sz="0" w:space="0"/>
-            <w:bottom w:val="none" w:color="auto" w:sz="0" w:space="0"/>
-            <w:right w:val="none" w:color="auto" w:sz="0" w:space="0"/>
-            <w:insideH w:val="none" w:color="auto" w:sz="0" w:space="0"/>
-            <w:insideV w:val="none" w:color="auto" w:sz="0" w:space="0"/>
-          </w:tblBorders>
+          <w:tblW w:w="8528" w:type="dxa"/>
+          <w:jc w:val="center"/>
+          <w:shd w:val="clear" w:color="auto" w:fill="auto"/>
           <w:tblCellMar>
             <w:top w:w="15" w:type="dxa"/>
             <w:left w:w="15" w:type="dxa"/>
@@ -1401,20 +1367,19 @@
           </w:tblCellMar>
         </w:tblPrEx>
         <w:trPr>
-          <w:trHeight w:val="0" w:hRule="atLeast"/>
+          <w:trHeight w:val="0"/>
           <w:jc w:val="center"/>
         </w:trPr>
         <w:tc>
           <w:tcPr>
             <w:tcW w:w="1987" w:type="dxa"/>
             <w:tcBorders>
-              <w:top w:val="single" w:color="auto" w:sz="4" w:space="0"/>
-              <w:left w:val="single" w:color="auto" w:sz="12" w:space="0"/>
+              <w:top w:val="single" w:sz="4" w:space="0" w:color="auto"/>
+              <w:left w:val="single" w:sz="12" w:space="0" w:color="auto"/>
               <w:bottom w:val="nil"/>
               <w:right w:val="nil"/>
             </w:tcBorders>
             <w:shd w:val="clear" w:color="auto" w:fill="auto"/>
-            <w:noWrap w:val="0"/>
             <w:tcMar>
               <w:top w:w="150" w:type="dxa"/>
               <w:left w:w="-1" w:type="dxa"/>
@@ -1457,13 +1422,12 @@
           <w:tcPr>
             <w:tcW w:w="6541" w:type="dxa"/>
             <w:tcBorders>
-              <w:top w:val="single" w:color="auto" w:sz="4" w:space="0"/>
-              <w:left w:val="single" w:color="auto" w:sz="4" w:space="0"/>
+              <w:top w:val="single" w:sz="4" w:space="0" w:color="auto"/>
+              <w:left w:val="single" w:sz="4" w:space="0" w:color="auto"/>
               <w:bottom w:val="nil"/>
-              <w:right w:val="single" w:color="auto" w:sz="12" w:space="0"/>
+              <w:right w:val="single" w:sz="12" w:space="0" w:color="auto"/>
             </w:tcBorders>
             <w:shd w:val="clear" w:color="auto" w:fill="auto"/>
-            <w:noWrap w:val="0"/>
             <w:tcMar>
               <w:top w:w="150" w:type="dxa"/>
               <w:left w:w="240" w:type="dxa"/>
@@ -1505,14 +1469,9 @@
       </w:tr>
       <w:tr>
         <w:tblPrEx>
-          <w:tblBorders>
-            <w:top w:val="none" w:color="auto" w:sz="0" w:space="0"/>
-            <w:left w:val="none" w:color="auto" w:sz="0" w:space="0"/>
-            <w:bottom w:val="none" w:color="auto" w:sz="0" w:space="0"/>
-            <w:right w:val="none" w:color="auto" w:sz="0" w:space="0"/>
-            <w:insideH w:val="none" w:color="auto" w:sz="0" w:space="0"/>
-            <w:insideV w:val="none" w:color="auto" w:sz="0" w:space="0"/>
-          </w:tblBorders>
+          <w:tblW w:w="8528" w:type="dxa"/>
+          <w:jc w:val="center"/>
+          <w:shd w:val="clear" w:color="auto" w:fill="auto"/>
           <w:tblCellMar>
             <w:top w:w="15" w:type="dxa"/>
             <w:left w:w="15" w:type="dxa"/>
@@ -1521,20 +1480,19 @@
           </w:tblCellMar>
         </w:tblPrEx>
         <w:trPr>
-          <w:trHeight w:val="0" w:hRule="atLeast"/>
+          <w:trHeight w:val="0"/>
           <w:jc w:val="center"/>
         </w:trPr>
         <w:tc>
           <w:tcPr>
             <w:tcW w:w="1987" w:type="dxa"/>
             <w:tcBorders>
-              <w:top w:val="single" w:color="auto" w:sz="4" w:space="0"/>
-              <w:left w:val="single" w:color="auto" w:sz="12" w:space="0"/>
+              <w:top w:val="single" w:sz="4" w:space="0" w:color="auto"/>
+              <w:left w:val="single" w:sz="12" w:space="0" w:color="auto"/>
               <w:bottom w:val="nil"/>
               <w:right w:val="nil"/>
             </w:tcBorders>
             <w:shd w:val="clear" w:color="auto" w:fill="auto"/>
-            <w:noWrap w:val="0"/>
             <w:tcMar>
               <w:top w:w="150" w:type="dxa"/>
               <w:left w:w="-1" w:type="dxa"/>
@@ -1577,13 +1535,12 @@
           <w:tcPr>
             <w:tcW w:w="6541" w:type="dxa"/>
             <w:tcBorders>
-              <w:top w:val="single" w:color="auto" w:sz="4" w:space="0"/>
-              <w:left w:val="single" w:color="auto" w:sz="4" w:space="0"/>
+              <w:top w:val="single" w:sz="4" w:space="0" w:color="auto"/>
+              <w:left w:val="single" w:sz="4" w:space="0" w:color="auto"/>
               <w:bottom w:val="nil"/>
-              <w:right w:val="single" w:color="auto" w:sz="12" w:space="0"/>
+              <w:right w:val="single" w:sz="12" w:space="0" w:color="auto"/>
             </w:tcBorders>
             <w:shd w:val="clear" w:color="auto" w:fill="auto"/>
-            <w:noWrap w:val="0"/>
             <w:tcMar>
               <w:top w:w="150" w:type="dxa"/>
               <w:left w:w="240" w:type="dxa"/>
@@ -1625,14 +1582,9 @@
       </w:tr>
       <w:tr>
         <w:tblPrEx>
-          <w:tblBorders>
-            <w:top w:val="none" w:color="auto" w:sz="0" w:space="0"/>
-            <w:left w:val="none" w:color="auto" w:sz="0" w:space="0"/>
-            <w:bottom w:val="none" w:color="auto" w:sz="0" w:space="0"/>
-            <w:right w:val="none" w:color="auto" w:sz="0" w:space="0"/>
-            <w:insideH w:val="none" w:color="auto" w:sz="0" w:space="0"/>
-            <w:insideV w:val="none" w:color="auto" w:sz="0" w:space="0"/>
-          </w:tblBorders>
+          <w:tblW w:w="8528" w:type="dxa"/>
+          <w:jc w:val="center"/>
+          <w:shd w:val="clear" w:color="auto" w:fill="auto"/>
           <w:tblCellMar>
             <w:top w:w="15" w:type="dxa"/>
             <w:left w:w="15" w:type="dxa"/>
@@ -1641,20 +1593,19 @@
           </w:tblCellMar>
         </w:tblPrEx>
         <w:trPr>
-          <w:trHeight w:val="0" w:hRule="atLeast"/>
+          <w:trHeight w:val="0"/>
           <w:jc w:val="center"/>
         </w:trPr>
         <w:tc>
           <w:tcPr>
             <w:tcW w:w="1987" w:type="dxa"/>
             <w:tcBorders>
-              <w:top w:val="single" w:color="auto" w:sz="4" w:space="0"/>
-              <w:left w:val="single" w:color="auto" w:sz="12" w:space="0"/>
+              <w:top w:val="single" w:sz="4" w:space="0" w:color="auto"/>
+              <w:left w:val="single" w:sz="12" w:space="0" w:color="auto"/>
               <w:bottom w:val="nil"/>
               <w:right w:val="nil"/>
             </w:tcBorders>
             <w:shd w:val="clear" w:color="auto" w:fill="auto"/>
-            <w:noWrap w:val="0"/>
             <w:tcMar>
               <w:top w:w="150" w:type="dxa"/>
               <w:left w:w="-1" w:type="dxa"/>
@@ -1697,13 +1648,12 @@
           <w:tcPr>
             <w:tcW w:w="6541" w:type="dxa"/>
             <w:tcBorders>
-              <w:top w:val="single" w:color="auto" w:sz="4" w:space="0"/>
-              <w:left w:val="single" w:color="auto" w:sz="4" w:space="0"/>
+              <w:top w:val="single" w:sz="4" w:space="0" w:color="auto"/>
+              <w:left w:val="single" w:sz="4" w:space="0" w:color="auto"/>
               <w:bottom w:val="nil"/>
-              <w:right w:val="single" w:color="auto" w:sz="12" w:space="0"/>
+              <w:right w:val="single" w:sz="12" w:space="0" w:color="auto"/>
             </w:tcBorders>
             <w:shd w:val="clear" w:color="auto" w:fill="auto"/>
-            <w:noWrap w:val="0"/>
             <w:tcMar>
               <w:top w:w="150" w:type="dxa"/>
               <w:left w:w="240" w:type="dxa"/>
@@ -1745,14 +1695,9 @@
       </w:tr>
       <w:tr>
         <w:tblPrEx>
-          <w:tblBorders>
-            <w:top w:val="none" w:color="auto" w:sz="0" w:space="0"/>
-            <w:left w:val="none" w:color="auto" w:sz="0" w:space="0"/>
-            <w:bottom w:val="none" w:color="auto" w:sz="0" w:space="0"/>
-            <w:right w:val="none" w:color="auto" w:sz="0" w:space="0"/>
-            <w:insideH w:val="none" w:color="auto" w:sz="0" w:space="0"/>
-            <w:insideV w:val="none" w:color="auto" w:sz="0" w:space="0"/>
-          </w:tblBorders>
+          <w:tblW w:w="8528" w:type="dxa"/>
+          <w:jc w:val="center"/>
+          <w:shd w:val="clear" w:color="auto" w:fill="auto"/>
           <w:tblCellMar>
             <w:top w:w="15" w:type="dxa"/>
             <w:left w:w="15" w:type="dxa"/>
@@ -1761,20 +1706,19 @@
           </w:tblCellMar>
         </w:tblPrEx>
         <w:trPr>
-          <w:trHeight w:val="0" w:hRule="atLeast"/>
+          <w:trHeight w:val="0"/>
           <w:jc w:val="center"/>
         </w:trPr>
         <w:tc>
           <w:tcPr>
             <w:tcW w:w="1987" w:type="dxa"/>
             <w:tcBorders>
-              <w:top w:val="single" w:color="auto" w:sz="4" w:space="0"/>
-              <w:left w:val="single" w:color="auto" w:sz="12" w:space="0"/>
+              <w:top w:val="single" w:sz="4" w:space="0" w:color="auto"/>
+              <w:left w:val="single" w:sz="12" w:space="0" w:color="auto"/>
               <w:bottom w:val="nil"/>
               <w:right w:val="nil"/>
             </w:tcBorders>
             <w:shd w:val="clear" w:color="auto" w:fill="auto"/>
-            <w:noWrap w:val="0"/>
             <w:tcMar>
               <w:top w:w="150" w:type="dxa"/>
               <w:left w:w="-1" w:type="dxa"/>
@@ -1817,13 +1761,12 @@
           <w:tcPr>
             <w:tcW w:w="6541" w:type="dxa"/>
             <w:tcBorders>
-              <w:top w:val="single" w:color="auto" w:sz="4" w:space="0"/>
-              <w:left w:val="single" w:color="auto" w:sz="4" w:space="0"/>
+              <w:top w:val="single" w:sz="4" w:space="0" w:color="auto"/>
+              <w:left w:val="single" w:sz="4" w:space="0" w:color="auto"/>
               <w:bottom w:val="nil"/>
-              <w:right w:val="single" w:color="auto" w:sz="12" w:space="0"/>
+              <w:right w:val="single" w:sz="12" w:space="0" w:color="auto"/>
             </w:tcBorders>
             <w:shd w:val="clear" w:color="auto" w:fill="auto"/>
-            <w:noWrap w:val="0"/>
             <w:tcMar>
               <w:top w:w="150" w:type="dxa"/>
               <w:left w:w="240" w:type="dxa"/>
@@ -1865,14 +1808,8 @@
       </w:tr>
       <w:tr>
         <w:tblPrEx>
-          <w:tblBorders>
-            <w:top w:val="none" w:color="auto" w:sz="0" w:space="0"/>
-            <w:left w:val="none" w:color="auto" w:sz="0" w:space="0"/>
-            <w:bottom w:val="none" w:color="auto" w:sz="0" w:space="0"/>
-            <w:right w:val="none" w:color="auto" w:sz="0" w:space="0"/>
-            <w:insideH w:val="none" w:color="auto" w:sz="0" w:space="0"/>
-            <w:insideV w:val="none" w:color="auto" w:sz="0" w:space="0"/>
-          </w:tblBorders>
+          <w:tblW w:w="8528" w:type="dxa"/>
+          <w:jc w:val="center"/>
           <w:shd w:val="clear" w:color="auto" w:fill="auto"/>
           <w:tblCellMar>
             <w:top w:w="15" w:type="dxa"/>
@@ -1882,20 +1819,19 @@
           </w:tblCellMar>
         </w:tblPrEx>
         <w:trPr>
-          <w:trHeight w:val="0" w:hRule="atLeast"/>
+          <w:trHeight w:val="0"/>
           <w:jc w:val="center"/>
         </w:trPr>
         <w:tc>
           <w:tcPr>
             <w:tcW w:w="1987" w:type="dxa"/>
             <w:tcBorders>
-              <w:top w:val="single" w:color="auto" w:sz="4" w:space="0"/>
-              <w:left w:val="single" w:color="auto" w:sz="12" w:space="0"/>
+              <w:top w:val="single" w:sz="4" w:space="0" w:color="auto"/>
+              <w:left w:val="single" w:sz="12" w:space="0" w:color="auto"/>
               <w:bottom w:val="nil"/>
               <w:right w:val="nil"/>
             </w:tcBorders>
             <w:shd w:val="clear" w:color="auto" w:fill="auto"/>
-            <w:noWrap w:val="0"/>
             <w:tcMar>
               <w:top w:w="150" w:type="dxa"/>
               <w:left w:w="-1" w:type="dxa"/>
@@ -1938,13 +1874,12 @@
           <w:tcPr>
             <w:tcW w:w="6541" w:type="dxa"/>
             <w:tcBorders>
-              <w:top w:val="single" w:color="auto" w:sz="4" w:space="0"/>
-              <w:left w:val="single" w:color="auto" w:sz="4" w:space="0"/>
+              <w:top w:val="single" w:sz="4" w:space="0" w:color="auto"/>
+              <w:left w:val="single" w:sz="4" w:space="0" w:color="auto"/>
               <w:bottom w:val="nil"/>
-              <w:right w:val="single" w:color="auto" w:sz="12" w:space="0"/>
+              <w:right w:val="single" w:sz="12" w:space="0" w:color="auto"/>
             </w:tcBorders>
             <w:shd w:val="clear" w:color="auto" w:fill="auto"/>
-            <w:noWrap w:val="0"/>
             <w:tcMar>
               <w:top w:w="150" w:type="dxa"/>
               <w:left w:w="240" w:type="dxa"/>
@@ -1986,14 +1921,9 @@
       </w:tr>
       <w:tr>
         <w:tblPrEx>
-          <w:tblBorders>
-            <w:top w:val="none" w:color="auto" w:sz="0" w:space="0"/>
-            <w:left w:val="none" w:color="auto" w:sz="0" w:space="0"/>
-            <w:bottom w:val="none" w:color="auto" w:sz="0" w:space="0"/>
-            <w:right w:val="none" w:color="auto" w:sz="0" w:space="0"/>
-            <w:insideH w:val="none" w:color="auto" w:sz="0" w:space="0"/>
-            <w:insideV w:val="none" w:color="auto" w:sz="0" w:space="0"/>
-          </w:tblBorders>
+          <w:tblW w:w="8528" w:type="dxa"/>
+          <w:jc w:val="center"/>
+          <w:shd w:val="clear" w:color="auto" w:fill="auto"/>
           <w:tblCellMar>
             <w:top w:w="15" w:type="dxa"/>
             <w:left w:w="15" w:type="dxa"/>
@@ -2002,20 +1932,19 @@
           </w:tblCellMar>
         </w:tblPrEx>
         <w:trPr>
-          <w:trHeight w:val="0" w:hRule="atLeast"/>
+          <w:trHeight w:val="0"/>
           <w:jc w:val="center"/>
         </w:trPr>
         <w:tc>
           <w:tcPr>
             <w:tcW w:w="1987" w:type="dxa"/>
             <w:tcBorders>
-              <w:top w:val="single" w:color="auto" w:sz="4" w:space="0"/>
-              <w:left w:val="single" w:color="auto" w:sz="12" w:space="0"/>
+              <w:top w:val="single" w:sz="4" w:space="0" w:color="auto"/>
+              <w:left w:val="single" w:sz="12" w:space="0" w:color="auto"/>
               <w:bottom w:val="nil"/>
               <w:right w:val="nil"/>
             </w:tcBorders>
             <w:shd w:val="clear" w:color="auto" w:fill="auto"/>
-            <w:noWrap w:val="0"/>
             <w:tcMar>
               <w:top w:w="150" w:type="dxa"/>
               <w:left w:w="-1" w:type="dxa"/>
@@ -2058,13 +1987,12 @@
           <w:tcPr>
             <w:tcW w:w="6541" w:type="dxa"/>
             <w:tcBorders>
-              <w:top w:val="single" w:color="auto" w:sz="4" w:space="0"/>
-              <w:left w:val="single" w:color="auto" w:sz="4" w:space="0"/>
+              <w:top w:val="single" w:sz="4" w:space="0" w:color="auto"/>
+              <w:left w:val="single" w:sz="4" w:space="0" w:color="auto"/>
               <w:bottom w:val="nil"/>
-              <w:right w:val="single" w:color="auto" w:sz="12" w:space="0"/>
+              <w:right w:val="single" w:sz="12" w:space="0" w:color="auto"/>
             </w:tcBorders>
             <w:shd w:val="clear" w:color="auto" w:fill="auto"/>
-            <w:noWrap w:val="0"/>
             <w:tcMar>
               <w:top w:w="150" w:type="dxa"/>
               <w:left w:w="240" w:type="dxa"/>
@@ -2106,7 +2034,7 @@
                 <w:rFonts w:hint="default"/>
                 <w:lang w:val="en-US" w:eastAsia="zh-CN"/>
               </w:rPr>
-              <w:br w:type="textWrapping"/>
+              <w:br/>
             </w:r>
             <w:r>
               <w:rPr>
@@ -2120,7 +2048,7 @@
                 <w:rFonts w:hint="default"/>
                 <w:lang w:val="en-US" w:eastAsia="zh-CN"/>
               </w:rPr>
-              <w:br w:type="textWrapping"/>
+              <w:br/>
             </w:r>
             <w:r>
               <w:rPr>
@@ -2134,7 +2062,7 @@
                 <w:rFonts w:hint="default"/>
                 <w:lang w:val="en-US" w:eastAsia="zh-CN"/>
               </w:rPr>
-              <w:br w:type="textWrapping"/>
+              <w:br/>
             </w:r>
             <w:r>
               <w:rPr>
@@ -2148,7 +2076,7 @@
                 <w:rFonts w:hint="default"/>
                 <w:lang w:val="en-US" w:eastAsia="zh-CN"/>
               </w:rPr>
-              <w:br w:type="textWrapping"/>
+              <w:br/>
             </w:r>
             <w:r>
               <w:rPr>
@@ -2162,7 +2090,7 @@
                 <w:rFonts w:hint="default"/>
                 <w:lang w:val="en-US" w:eastAsia="zh-CN"/>
               </w:rPr>
-              <w:br w:type="textWrapping"/>
+              <w:br/>
             </w:r>
             <w:r>
               <w:rPr>
@@ -2176,7 +2104,7 @@
                 <w:rFonts w:hint="default"/>
                 <w:lang w:val="en-US" w:eastAsia="zh-CN"/>
               </w:rPr>
-              <w:br w:type="textWrapping"/>
+              <w:br/>
             </w:r>
             <w:r>
               <w:rPr>
@@ -2190,14 +2118,9 @@
       </w:tr>
       <w:tr>
         <w:tblPrEx>
-          <w:tblBorders>
-            <w:top w:val="none" w:color="auto" w:sz="0" w:space="0"/>
-            <w:left w:val="none" w:color="auto" w:sz="0" w:space="0"/>
-            <w:bottom w:val="none" w:color="auto" w:sz="0" w:space="0"/>
-            <w:right w:val="none" w:color="auto" w:sz="0" w:space="0"/>
-            <w:insideH w:val="none" w:color="auto" w:sz="0" w:space="0"/>
-            <w:insideV w:val="none" w:color="auto" w:sz="0" w:space="0"/>
-          </w:tblBorders>
+          <w:tblW w:w="8528" w:type="dxa"/>
+          <w:jc w:val="center"/>
+          <w:shd w:val="clear" w:color="auto" w:fill="auto"/>
           <w:tblCellMar>
             <w:top w:w="15" w:type="dxa"/>
             <w:left w:w="15" w:type="dxa"/>
@@ -2206,20 +2129,19 @@
           </w:tblCellMar>
         </w:tblPrEx>
         <w:trPr>
-          <w:trHeight w:val="0" w:hRule="atLeast"/>
+          <w:trHeight w:val="0"/>
           <w:jc w:val="center"/>
         </w:trPr>
         <w:tc>
           <w:tcPr>
             <w:tcW w:w="1987" w:type="dxa"/>
             <w:tcBorders>
-              <w:top w:val="single" w:color="auto" w:sz="4" w:space="0"/>
-              <w:left w:val="single" w:color="auto" w:sz="12" w:space="0"/>
+              <w:top w:val="single" w:sz="4" w:space="0" w:color="auto"/>
+              <w:left w:val="single" w:sz="12" w:space="0" w:color="auto"/>
               <w:bottom w:val="nil"/>
               <w:right w:val="nil"/>
             </w:tcBorders>
             <w:shd w:val="clear" w:color="auto" w:fill="auto"/>
-            <w:noWrap w:val="0"/>
             <w:tcMar>
               <w:top w:w="150" w:type="dxa"/>
               <w:left w:w="-1" w:type="dxa"/>
@@ -2262,13 +2184,12 @@
           <w:tcPr>
             <w:tcW w:w="6541" w:type="dxa"/>
             <w:tcBorders>
-              <w:top w:val="single" w:color="auto" w:sz="4" w:space="0"/>
-              <w:left w:val="single" w:color="auto" w:sz="4" w:space="0"/>
+              <w:top w:val="single" w:sz="4" w:space="0" w:color="auto"/>
+              <w:left w:val="single" w:sz="4" w:space="0" w:color="auto"/>
               <w:bottom w:val="nil"/>
-              <w:right w:val="single" w:color="auto" w:sz="12" w:space="0"/>
+              <w:right w:val="single" w:sz="12" w:space="0" w:color="auto"/>
             </w:tcBorders>
             <w:shd w:val="clear" w:color="auto" w:fill="auto"/>
-            <w:noWrap w:val="0"/>
             <w:tcMar>
               <w:top w:w="150" w:type="dxa"/>
               <w:left w:w="240" w:type="dxa"/>
@@ -2310,14 +2231,9 @@
       </w:tr>
       <w:tr>
         <w:tblPrEx>
-          <w:tblBorders>
-            <w:top w:val="none" w:color="auto" w:sz="0" w:space="0"/>
-            <w:left w:val="none" w:color="auto" w:sz="0" w:space="0"/>
-            <w:bottom w:val="none" w:color="auto" w:sz="0" w:space="0"/>
-            <w:right w:val="none" w:color="auto" w:sz="0" w:space="0"/>
-            <w:insideH w:val="none" w:color="auto" w:sz="0" w:space="0"/>
-            <w:insideV w:val="none" w:color="auto" w:sz="0" w:space="0"/>
-          </w:tblBorders>
+          <w:tblW w:w="8528" w:type="dxa"/>
+          <w:jc w:val="center"/>
+          <w:shd w:val="clear" w:color="auto" w:fill="auto"/>
           <w:tblCellMar>
             <w:top w:w="15" w:type="dxa"/>
             <w:left w:w="15" w:type="dxa"/>
@@ -2326,20 +2242,19 @@
           </w:tblCellMar>
         </w:tblPrEx>
         <w:trPr>
-          <w:trHeight w:val="0" w:hRule="atLeast"/>
+          <w:trHeight w:val="0"/>
           <w:jc w:val="center"/>
         </w:trPr>
         <w:tc>
           <w:tcPr>
             <w:tcW w:w="1987" w:type="dxa"/>
             <w:tcBorders>
-              <w:top w:val="single" w:color="auto" w:sz="4" w:space="0"/>
-              <w:left w:val="single" w:color="auto" w:sz="12" w:space="0"/>
-              <w:bottom w:val="single" w:color="auto" w:sz="12" w:space="0"/>
+              <w:top w:val="single" w:sz="4" w:space="0" w:color="auto"/>
+              <w:left w:val="single" w:sz="12" w:space="0" w:color="auto"/>
+              <w:bottom w:val="single" w:sz="12" w:space="0" w:color="auto"/>
               <w:right w:val="nil"/>
             </w:tcBorders>
             <w:shd w:val="clear" w:color="auto" w:fill="auto"/>
-            <w:noWrap w:val="0"/>
             <w:tcMar>
               <w:top w:w="150" w:type="dxa"/>
               <w:left w:w="-1" w:type="dxa"/>
@@ -2382,13 +2297,12 @@
           <w:tcPr>
             <w:tcW w:w="6541" w:type="dxa"/>
             <w:tcBorders>
-              <w:top w:val="single" w:color="auto" w:sz="4" w:space="0"/>
-              <w:left w:val="single" w:color="auto" w:sz="4" w:space="0"/>
-              <w:bottom w:val="single" w:color="auto" w:sz="12" w:space="0"/>
-              <w:right w:val="single" w:color="auto" w:sz="12" w:space="0"/>
+              <w:top w:val="single" w:sz="4" w:space="0" w:color="auto"/>
+              <w:left w:val="single" w:sz="4" w:space="0" w:color="auto"/>
+              <w:bottom w:val="single" w:sz="12" w:space="0" w:color="auto"/>
+              <w:right w:val="single" w:sz="12" w:space="0" w:color="auto"/>
             </w:tcBorders>
             <w:shd w:val="clear" w:color="auto" w:fill="auto"/>
-            <w:noWrap w:val="0"/>
             <w:tcMar>
               <w:top w:w="150" w:type="dxa"/>
               <w:left w:w="240" w:type="dxa"/>
@@ -2431,16 +2345,16 @@
     </w:tbl>
     <w:p>
       <w:pPr>
-        <w:pStyle w:val="16"/>
+        <w:pStyle w:val="NormalWeb"/>
         <w:keepNext w:val="0"/>
         <w:keepLines w:val="0"/>
         <w:widowControl/>
         <w:suppressLineNumbers w:val="0"/>
-        <w:shd w:val="clear" w:fill="FFFFFF"/>
+        <w:shd w:val="clear" w:color="auto" w:fill="FFFFFF"/>
         <w:spacing w:before="240" w:beforeAutospacing="0" w:after="240" w:afterAutospacing="0"/>
         <w:ind w:left="0" w:right="0" w:firstLine="0"/>
         <w:rPr>
-          <w:rFonts w:ascii="Segoe UI" w:hAnsi="Segoe UI" w:eastAsia="Segoe UI" w:cs="Segoe UI"/>
+          <w:rFonts w:ascii="Segoe UI" w:eastAsia="Segoe UI" w:hAnsi="Segoe UI" w:cs="Segoe UI"/>
           <w:i w:val="0"/>
           <w:iCs w:val="0"/>
           <w:caps w:val="0"/>
@@ -2452,8 +2366,8 @@
       </w:pPr>
       <w:r>
         <w:rPr>
-          <w:rStyle w:val="20"/>
-          <w:rFonts w:hint="default" w:ascii="Segoe UI" w:hAnsi="Segoe UI" w:eastAsia="Segoe UI" w:cs="Segoe UI"/>
+          <w:rStyle w:val="Strong"/>
+          <w:rFonts w:ascii="Segoe UI" w:eastAsia="Segoe UI" w:hAnsi="Segoe UI" w:cs="Segoe UI" w:hint="default"/>
           <w:b/>
           <w:bCs/>
           <w:i w:val="0"/>
@@ -2463,13 +2377,13 @@
           <w:spacing w:val="0"/>
           <w:sz w:val="24"/>
           <w:szCs w:val="24"/>
-          <w:shd w:val="clear" w:fill="FFFFFF"/>
+          <w:shd w:val="clear" w:color="auto" w:fill="FFFFFF"/>
         </w:rPr>
         <w:t>计划制定日期：</w:t>
       </w:r>
       <w:r>
         <w:rPr>
-          <w:rFonts w:hint="default" w:ascii="Segoe UI" w:hAnsi="Segoe UI" w:eastAsia="Segoe UI" w:cs="Segoe UI"/>
+          <w:rFonts w:ascii="Segoe UI" w:eastAsia="Segoe UI" w:hAnsi="Segoe UI" w:cs="Segoe UI" w:hint="default"/>
           <w:i w:val="0"/>
           <w:iCs w:val="0"/>
           <w:caps w:val="0"/>
@@ -2477,13 +2391,13 @@
           <w:spacing w:val="0"/>
           <w:sz w:val="24"/>
           <w:szCs w:val="24"/>
-          <w:shd w:val="clear" w:fill="FFFFFF"/>
+          <w:shd w:val="clear" w:color="auto" w:fill="FFFFFF"/>
         </w:rPr>
         <w:t>2026年1月10日</w:t>
       </w:r>
       <w:r>
         <w:rPr>
-          <w:rFonts w:hint="default" w:ascii="Segoe UI" w:hAnsi="Segoe UI" w:eastAsia="Segoe UI" w:cs="Segoe UI"/>
+          <w:rFonts w:ascii="Segoe UI" w:eastAsia="Segoe UI" w:hAnsi="Segoe UI" w:cs="Segoe UI" w:hint="default"/>
           <w:i w:val="0"/>
           <w:iCs w:val="0"/>
           <w:caps w:val="0"/>
@@ -2491,14 +2405,14 @@
           <w:spacing w:val="0"/>
           <w:sz w:val="24"/>
           <w:szCs w:val="24"/>
-          <w:shd w:val="clear" w:fill="FFFFFF"/>
-        </w:rPr>
-        <w:br w:type="textWrapping"/>
+          <w:shd w:val="clear" w:color="auto" w:fill="FFFFFF"/>
+        </w:rPr>
+        <w:br/>
       </w:r>
       <w:r>
         <w:rPr>
-          <w:rStyle w:val="20"/>
-          <w:rFonts w:hint="default" w:ascii="Segoe UI" w:hAnsi="Segoe UI" w:eastAsia="Segoe UI" w:cs="Segoe UI"/>
+          <w:rStyle w:val="Strong"/>
+          <w:rFonts w:ascii="Segoe UI" w:eastAsia="Segoe UI" w:hAnsi="Segoe UI" w:cs="Segoe UI" w:hint="default"/>
           <w:b/>
           <w:bCs/>
           <w:i w:val="0"/>
@@ -2508,13 +2422,13 @@
           <w:spacing w:val="0"/>
           <w:sz w:val="24"/>
           <w:szCs w:val="24"/>
-          <w:shd w:val="clear" w:fill="FFFFFF"/>
+          <w:shd w:val="clear" w:color="auto" w:fill="FFFFFF"/>
         </w:rPr>
         <w:t>计划有效期：</w:t>
       </w:r>
       <w:r>
         <w:rPr>
-          <w:rFonts w:hint="default" w:ascii="Segoe UI" w:hAnsi="Segoe UI" w:eastAsia="Segoe UI" w:cs="Segoe UI"/>
+          <w:rFonts w:ascii="Segoe UI" w:eastAsia="Segoe UI" w:hAnsi="Segoe UI" w:cs="Segoe UI" w:hint="default"/>
           <w:i w:val="0"/>
           <w:iCs w:val="0"/>
           <w:caps w:val="0"/>
@@ -2522,30 +2436,30 @@
           <w:spacing w:val="0"/>
           <w:sz w:val="24"/>
           <w:szCs w:val="24"/>
-          <w:shd w:val="clear" w:fill="FFFFFF"/>
+          <w:shd w:val="clear" w:color="auto" w:fill="FFFFFF"/>
         </w:rPr>
         <w:t>2026年1月1日 - 2026年12月31日</w:t>
       </w:r>
     </w:p>
     <w:p>
       <w:pPr>
-        <w:pStyle w:val="16"/>
+        <w:pStyle w:val="NormalWeb"/>
         <w:keepNext w:val="0"/>
         <w:keepLines w:val="0"/>
         <w:widowControl/>
         <w:suppressLineNumbers w:val="0"/>
-        <w:shd w:val="clear" w:fill="FFFFFF"/>
+        <w:shd w:val="clear" w:color="auto" w:fill="FFFFFF"/>
         <w:spacing w:before="240" w:beforeAutospacing="0" w:after="240" w:afterAutospacing="0"/>
         <w:ind w:left="0" w:right="0" w:firstLine="0"/>
         <w:rPr>
-          <w:rFonts w:hint="eastAsia" w:eastAsia="宋体"/>
+          <w:rFonts w:eastAsia="宋体" w:hint="eastAsia"/>
           <w:lang w:eastAsia="zh-CN"/>
         </w:rPr>
       </w:pPr>
       <w:r>
         <w:rPr>
-          <w:rStyle w:val="20"/>
-          <w:rFonts w:hint="default" w:ascii="Segoe UI" w:hAnsi="Segoe UI" w:eastAsia="Segoe UI" w:cs="Segoe UI"/>
+          <w:rStyle w:val="Strong"/>
+          <w:rFonts w:ascii="Segoe UI" w:eastAsia="Segoe UI" w:hAnsi="Segoe UI" w:cs="Segoe UI" w:hint="default"/>
           <w:b/>
           <w:bCs/>
           <w:i w:val="0"/>
@@ -2555,13 +2469,13 @@
           <w:spacing w:val="0"/>
           <w:sz w:val="24"/>
           <w:szCs w:val="24"/>
-          <w:shd w:val="clear" w:fill="FFFFFF"/>
+          <w:shd w:val="clear" w:color="auto" w:fill="FFFFFF"/>
         </w:rPr>
         <w:t>编制人：</w:t>
       </w:r>
       <w:r>
         <w:rPr>
-          <w:rFonts w:hint="default" w:ascii="Segoe UI" w:hAnsi="Segoe UI" w:eastAsia="Segoe UI" w:cs="Segoe UI"/>
+          <w:rFonts w:ascii="Segoe UI" w:eastAsia="Segoe UI" w:hAnsi="Segoe UI" w:cs="Segoe UI" w:hint="default"/>
           <w:i w:val="0"/>
           <w:iCs w:val="0"/>
           <w:caps w:val="0"/>
@@ -2569,14 +2483,14 @@
           <w:spacing w:val="0"/>
           <w:sz w:val="24"/>
           <w:szCs w:val="24"/>
-          <w:shd w:val="clear" w:fill="FFFFFF"/>
+          <w:shd w:val="clear" w:color="auto" w:fill="FFFFFF"/>
         </w:rPr>
         <w:t>程方  </w:t>
       </w:r>
       <w:r>
         <w:rPr>
-          <w:rStyle w:val="20"/>
-          <w:rFonts w:hint="default" w:ascii="Segoe UI" w:hAnsi="Segoe UI" w:eastAsia="Segoe UI" w:cs="Segoe UI"/>
+          <w:rStyle w:val="Strong"/>
+          <w:rFonts w:ascii="Segoe UI" w:eastAsia="Segoe UI" w:hAnsi="Segoe UI" w:cs="Segoe UI" w:hint="default"/>
           <w:b/>
           <w:bCs/>
           <w:i w:val="0"/>
@@ -2586,13 +2500,13 @@
           <w:spacing w:val="0"/>
           <w:sz w:val="24"/>
           <w:szCs w:val="24"/>
-          <w:shd w:val="clear" w:fill="FFFFFF"/>
+          <w:shd w:val="clear" w:color="auto" w:fill="FFFFFF"/>
         </w:rPr>
         <w:t>审核人：</w:t>
       </w:r>
       <w:r>
         <w:rPr>
-          <w:rFonts w:hint="default" w:ascii="Segoe UI" w:hAnsi="Segoe UI" w:eastAsia="Segoe UI" w:cs="Segoe UI"/>
+          <w:rFonts w:ascii="Segoe UI" w:eastAsia="Segoe UI" w:hAnsi="Segoe UI" w:cs="Segoe UI" w:hint="default"/>
           <w:i w:val="0"/>
           <w:iCs w:val="0"/>
           <w:caps w:val="0"/>
@@ -2600,21 +2514,21 @@
           <w:spacing w:val="0"/>
           <w:sz w:val="24"/>
           <w:szCs w:val="24"/>
-          <w:shd w:val="clear" w:fill="FFFFFF"/>
+          <w:shd w:val="clear" w:color="auto" w:fill="FFFFFF"/>
         </w:rPr>
         <w:t>吴亚红</w:t>
       </w:r>
     </w:p>
     <w:sectPr>
-      <w:headerReference r:id="rId7" w:type="first"/>
-      <w:footerReference r:id="rId10" w:type="first"/>
-      <w:headerReference r:id="rId5" w:type="default"/>
-      <w:footerReference r:id="rId8" w:type="default"/>
-      <w:headerReference r:id="rId6" w:type="even"/>
-      <w:footerReference r:id="rId9" w:type="even"/>
+      <w:headerReference w:type="even" r:id="rId6"/>
+      <w:headerReference w:type="default" r:id="rId7"/>
+      <w:footerReference w:type="even" r:id="rId8"/>
+      <w:footerReference w:type="default" r:id="rId9"/>
+      <w:headerReference w:type="first" r:id="rId10"/>
+      <w:footerReference w:type="first" r:id="rId11"/>
       <w:pgSz w:w="11906" w:h="16838"/>
       <w:pgMar w:top="1440" w:right="1797" w:bottom="1440" w:left="1797" w:header="850" w:footer="1134" w:gutter="0"/>
-      <w:cols w:space="425" w:num="1"/>
+      <w:cols w:num="1" w:space="425"/>
       <w:titlePg/>
       <w:docGrid w:type="lines" w:linePitch="326" w:charSpace="0"/>
     </w:sectPr>
@@ -2622,35 +2536,19 @@
 </w:document>
 </file>
 
-<file path=word/endnotes.xml><?xml version="1.0" encoding="utf-8"?>
-<w:endnotes xmlns:wpc="http://schemas.microsoft.com/office/word/2010/wordprocessingCanvas" xmlns:mc="http://schemas.openxmlformats.org/markup-compatibility/2006" xmlns:o="urn:schemas-microsoft-com:office:office" xmlns:r="http://schemas.openxmlformats.org/officeDocument/2006/relationships" xmlns:m="http://schemas.openxmlformats.org/officeDocument/2006/math" xmlns:v="urn:schemas-microsoft-com:vml" xmlns:wp14="http://schemas.microsoft.com/office/word/2010/wordprocessingDrawing" xmlns:wp="http://schemas.openxmlformats.org/drawingml/2006/wordprocessingDrawing" xmlns:w="http://schemas.openxmlformats.org/wordprocessingml/2006/main" xmlns:w14="http://schemas.microsoft.com/office/word/2010/wordml" xmlns:w15="http://schemas.microsoft.com/office/word/2012/wordml" xmlns:w10="urn:schemas-microsoft-com:office:word" xmlns:wpg="http://schemas.microsoft.com/office/word/2010/wordprocessingGroup" xmlns:wpi="http://schemas.microsoft.com/office/word/2010/wordprocessingInk" xmlns:wne="http://schemas.microsoft.com/office/word/2006/wordml" xmlns:wps="http://schemas.microsoft.com/office/word/2010/wordprocessingShape" xmlns:wpsCustomData="http://www.wps.cn/officeDocument/2013/wpsCustomData" mc:Ignorable="w14 w15 wp14">
-  <w:endnote w:type="separator" w:id="0">
-    <w:p>
-      <w:pPr>
-        <w:spacing w:line="240" w:lineRule="auto"/>
-        <w:ind w:firstLine="480"/>
-      </w:pPr>
-      <w:r>
-        <w:separator/>
-      </w:r>
-    </w:p>
-  </w:endnote>
-  <w:endnote w:type="continuationSeparator" w:id="1">
-    <w:p>
-      <w:pPr>
-        <w:spacing w:line="240" w:lineRule="auto"/>
-        <w:ind w:firstLine="480"/>
-      </w:pPr>
-      <w:r>
-        <w:continuationSeparator/>
-      </w:r>
-    </w:p>
-  </w:endnote>
-</w:endnotes>
+<file path=word/footer1.xml><?xml version="1.0" encoding="utf-8"?>
+<w:ftr xmlns:wpc="http://schemas.microsoft.com/office/word/2010/wordprocessingCanvas" xmlns:mc="http://schemas.openxmlformats.org/markup-compatibility/2006" xmlns:o="urn:schemas-microsoft-com:office:office" xmlns:r="http://schemas.openxmlformats.org/officeDocument/2006/relationships" xmlns:m="http://schemas.openxmlformats.org/officeDocument/2006/math" xmlns:v="urn:schemas-microsoft-com:vml" xmlns:wp14="http://schemas.microsoft.com/office/word/2010/wordprocessingDrawing" xmlns:wp="http://schemas.openxmlformats.org/drawingml/2006/wordprocessingDrawing" xmlns:w10="urn:schemas-microsoft-com:office:word" xmlns:w="http://schemas.openxmlformats.org/wordprocessingml/2006/main" xmlns:w14="http://schemas.microsoft.com/office/word/2010/wordml" xmlns:w15="http://schemas.microsoft.com/office/word/2012/wordml" xmlns:wne="http://schemas.microsoft.com/office/word/2006/wordml" xmlns:wpg="http://schemas.microsoft.com/office/word/2010/wordprocessingGroup" xmlns:wpi="http://schemas.microsoft.com/office/word/2010/wordprocessingInk" xmlns:wps="http://schemas.microsoft.com/office/word/2010/wordprocessingShape" mc:Ignorable="w14 w15 wp14">
+  <w:p>
+    <w:pPr>
+      <w:pStyle w:val="Footer"/>
+      <w:ind w:firstLine="360"/>
+    </w:pPr>
+  </w:p>
+</w:ftr>
 </file>
 
-<file path=word/footer1.xml><?xml version="1.0" encoding="utf-8"?>
-<w:ftr xmlns:wpc="http://schemas.microsoft.com/office/word/2010/wordprocessingCanvas" xmlns:mc="http://schemas.openxmlformats.org/markup-compatibility/2006" xmlns:o="urn:schemas-microsoft-com:office:office" xmlns:r="http://schemas.openxmlformats.org/officeDocument/2006/relationships" xmlns:m="http://schemas.openxmlformats.org/officeDocument/2006/math" xmlns:v="urn:schemas-microsoft-com:vml" xmlns:wp14="http://schemas.microsoft.com/office/word/2010/wordprocessingDrawing" xmlns:wp="http://schemas.openxmlformats.org/drawingml/2006/wordprocessingDrawing" xmlns:w10="urn:schemas-microsoft-com:office:word" xmlns:w="http://schemas.openxmlformats.org/wordprocessingml/2006/main" xmlns:w14="http://schemas.microsoft.com/office/word/2010/wordml" xmlns:w15="http://schemas.microsoft.com/office/word/2012/wordml" xmlns:wpg="http://schemas.microsoft.com/office/word/2010/wordprocessingGroup" xmlns:wpi="http://schemas.microsoft.com/office/word/2010/wordprocessingInk" xmlns:wne="http://schemas.microsoft.com/office/word/2006/wordml" xmlns:wps="http://schemas.microsoft.com/office/word/2010/wordprocessingShape" xmlns:wpsCustomData="http://www.wps.cn/officeDocument/2013/wpsCustomData" mc:Ignorable="w14 w15 wp14">
+<file path=word/footer2.xml><?xml version="1.0" encoding="utf-8"?>
+<w:ftr xmlns:wpc="http://schemas.microsoft.com/office/word/2010/wordprocessingCanvas" xmlns:mc="http://schemas.openxmlformats.org/markup-compatibility/2006" xmlns:o="urn:schemas-microsoft-com:office:office" xmlns:r="http://schemas.openxmlformats.org/officeDocument/2006/relationships" xmlns:m="http://schemas.openxmlformats.org/officeDocument/2006/math" xmlns:v="urn:schemas-microsoft-com:vml" xmlns:wp14="http://schemas.microsoft.com/office/word/2010/wordprocessingDrawing" xmlns:wp="http://schemas.openxmlformats.org/drawingml/2006/wordprocessingDrawing" xmlns:w10="urn:schemas-microsoft-com:office:word" xmlns:w="http://schemas.openxmlformats.org/wordprocessingml/2006/main" xmlns:w14="http://schemas.microsoft.com/office/word/2010/wordml" xmlns:w15="http://schemas.microsoft.com/office/word/2012/wordml" xmlns:wne="http://schemas.microsoft.com/office/word/2006/wordml" xmlns:wpg="http://schemas.microsoft.com/office/word/2010/wordprocessingGroup" xmlns:wpi="http://schemas.microsoft.com/office/word/2010/wordprocessingInk" xmlns:wps="http://schemas.microsoft.com/office/word/2010/wordprocessingShape" mc:Ignorable="w14 w15 wp14">
   <w:sdt>
     <w:sdtPr>
       <w:id w:val="1594736102"/>
@@ -2661,7 +2559,7 @@
     <w:sdtContent>
       <w:p>
         <w:pPr>
-          <w:pStyle w:val="11"/>
+          <w:pStyle w:val="Footer"/>
           <w:ind w:firstLine="360"/>
           <w:jc w:val="center"/>
         </w:pPr>
@@ -2669,7 +2567,7 @@
           <w:fldChar w:fldCharType="begin"/>
         </w:r>
         <w:r>
-          <w:instrText xml:space="preserve">PAGE   \* MERGEFORMAT</w:instrText>
+          <w:instrText>PAGE   \* MERGEFORMAT</w:instrText>
         </w:r>
         <w:r>
           <w:fldChar w:fldCharType="separate"/>
@@ -2689,71 +2587,44 @@
 </w:ftr>
 </file>
 
-<file path=word/footer2.xml><?xml version="1.0" encoding="utf-8"?>
-<w:ftr xmlns:wpc="http://schemas.microsoft.com/office/word/2010/wordprocessingCanvas" xmlns:mc="http://schemas.openxmlformats.org/markup-compatibility/2006" xmlns:o="urn:schemas-microsoft-com:office:office" xmlns:r="http://schemas.openxmlformats.org/officeDocument/2006/relationships" xmlns:m="http://schemas.openxmlformats.org/officeDocument/2006/math" xmlns:v="urn:schemas-microsoft-com:vml" xmlns:wp14="http://schemas.microsoft.com/office/word/2010/wordprocessingDrawing" xmlns:wp="http://schemas.openxmlformats.org/drawingml/2006/wordprocessingDrawing" xmlns:w10="urn:schemas-microsoft-com:office:word" xmlns:w="http://schemas.openxmlformats.org/wordprocessingml/2006/main" xmlns:w14="http://schemas.microsoft.com/office/word/2010/wordml" xmlns:w15="http://schemas.microsoft.com/office/word/2012/wordml" xmlns:wpg="http://schemas.microsoft.com/office/word/2010/wordprocessingGroup" xmlns:wpi="http://schemas.microsoft.com/office/word/2010/wordprocessingInk" xmlns:wne="http://schemas.microsoft.com/office/word/2006/wordml" xmlns:wps="http://schemas.microsoft.com/office/word/2010/wordprocessingShape" xmlns:wpsCustomData="http://www.wps.cn/officeDocument/2013/wpsCustomData" mc:Ignorable="w14 w15 wp14">
+<file path=word/footer3.xml><?xml version="1.0" encoding="utf-8"?>
+<w:ftr xmlns:wpc="http://schemas.microsoft.com/office/word/2010/wordprocessingCanvas" xmlns:mc="http://schemas.openxmlformats.org/markup-compatibility/2006" xmlns:o="urn:schemas-microsoft-com:office:office" xmlns:r="http://schemas.openxmlformats.org/officeDocument/2006/relationships" xmlns:m="http://schemas.openxmlformats.org/officeDocument/2006/math" xmlns:v="urn:schemas-microsoft-com:vml" xmlns:wp14="http://schemas.microsoft.com/office/word/2010/wordprocessingDrawing" xmlns:wp="http://schemas.openxmlformats.org/drawingml/2006/wordprocessingDrawing" xmlns:w10="urn:schemas-microsoft-com:office:word" xmlns:w="http://schemas.openxmlformats.org/wordprocessingml/2006/main" xmlns:w14="http://schemas.microsoft.com/office/word/2010/wordml" xmlns:w15="http://schemas.microsoft.com/office/word/2012/wordml" xmlns:wne="http://schemas.microsoft.com/office/word/2006/wordml" xmlns:wpg="http://schemas.microsoft.com/office/word/2010/wordprocessingGroup" xmlns:wpi="http://schemas.microsoft.com/office/word/2010/wordprocessingInk" xmlns:wps="http://schemas.microsoft.com/office/word/2010/wordprocessingShape" mc:Ignorable="w14 w15 wp14">
   <w:p>
     <w:pPr>
-      <w:pStyle w:val="11"/>
+      <w:pStyle w:val="Footer"/>
       <w:ind w:firstLine="360"/>
     </w:pPr>
   </w:p>
 </w:ftr>
 </file>
 
-<file path=word/footer3.xml><?xml version="1.0" encoding="utf-8"?>
-<w:ftr xmlns:wpc="http://schemas.microsoft.com/office/word/2010/wordprocessingCanvas" xmlns:mc="http://schemas.openxmlformats.org/markup-compatibility/2006" xmlns:o="urn:schemas-microsoft-com:office:office" xmlns:r="http://schemas.openxmlformats.org/officeDocument/2006/relationships" xmlns:m="http://schemas.openxmlformats.org/officeDocument/2006/math" xmlns:v="urn:schemas-microsoft-com:vml" xmlns:wp14="http://schemas.microsoft.com/office/word/2010/wordprocessingDrawing" xmlns:wp="http://schemas.openxmlformats.org/drawingml/2006/wordprocessingDrawing" xmlns:w10="urn:schemas-microsoft-com:office:word" xmlns:w="http://schemas.openxmlformats.org/wordprocessingml/2006/main" xmlns:w14="http://schemas.microsoft.com/office/word/2010/wordml" xmlns:w15="http://schemas.microsoft.com/office/word/2012/wordml" xmlns:wpg="http://schemas.microsoft.com/office/word/2010/wordprocessingGroup" xmlns:wpi="http://schemas.microsoft.com/office/word/2010/wordprocessingInk" xmlns:wne="http://schemas.microsoft.com/office/word/2006/wordml" xmlns:wps="http://schemas.microsoft.com/office/word/2010/wordprocessingShape" xmlns:wpsCustomData="http://www.wps.cn/officeDocument/2013/wpsCustomData" mc:Ignorable="w14 w15 wp14">
+<file path=word/header1.xml><?xml version="1.0" encoding="utf-8"?>
+<w:hdr xmlns:wpc="http://schemas.microsoft.com/office/word/2010/wordprocessingCanvas" xmlns:mc="http://schemas.openxmlformats.org/markup-compatibility/2006" xmlns:o="urn:schemas-microsoft-com:office:office" xmlns:r="http://schemas.openxmlformats.org/officeDocument/2006/relationships" xmlns:m="http://schemas.openxmlformats.org/officeDocument/2006/math" xmlns:v="urn:schemas-microsoft-com:vml" xmlns:wp14="http://schemas.microsoft.com/office/word/2010/wordprocessingDrawing" xmlns:wp="http://schemas.openxmlformats.org/drawingml/2006/wordprocessingDrawing" xmlns:w10="urn:schemas-microsoft-com:office:word" xmlns:w="http://schemas.openxmlformats.org/wordprocessingml/2006/main" xmlns:w14="http://schemas.microsoft.com/office/word/2010/wordml" xmlns:w15="http://schemas.microsoft.com/office/word/2012/wordml" xmlns:wne="http://schemas.microsoft.com/office/word/2006/wordml" xmlns:wpg="http://schemas.microsoft.com/office/word/2010/wordprocessingGroup" xmlns:wpi="http://schemas.microsoft.com/office/word/2010/wordprocessingInk" xmlns:wps="http://schemas.microsoft.com/office/word/2010/wordprocessingShape" mc:Ignorable="w14 w15 wp14">
   <w:p>
     <w:pPr>
-      <w:pStyle w:val="11"/>
+      <w:pStyle w:val="Header"/>
       <w:ind w:firstLine="360"/>
     </w:pPr>
   </w:p>
-</w:ftr>
+</w:hdr>
 </file>
 
-<file path=word/footnotes.xml><?xml version="1.0" encoding="utf-8"?>
-<w:footnotes xmlns:wpc="http://schemas.microsoft.com/office/word/2010/wordprocessingCanvas" xmlns:mc="http://schemas.openxmlformats.org/markup-compatibility/2006" xmlns:o="urn:schemas-microsoft-com:office:office" xmlns:r="http://schemas.openxmlformats.org/officeDocument/2006/relationships" xmlns:m="http://schemas.openxmlformats.org/officeDocument/2006/math" xmlns:v="urn:schemas-microsoft-com:vml" xmlns:wp14="http://schemas.microsoft.com/office/word/2010/wordprocessingDrawing" xmlns:wp="http://schemas.openxmlformats.org/drawingml/2006/wordprocessingDrawing" xmlns:w="http://schemas.openxmlformats.org/wordprocessingml/2006/main" xmlns:w14="http://schemas.microsoft.com/office/word/2010/wordml" xmlns:w15="http://schemas.microsoft.com/office/word/2012/wordml" xmlns:w10="urn:schemas-microsoft-com:office:word" xmlns:wpg="http://schemas.microsoft.com/office/word/2010/wordprocessingGroup" xmlns:wpi="http://schemas.microsoft.com/office/word/2010/wordprocessingInk" xmlns:wne="http://schemas.microsoft.com/office/word/2006/wordml" xmlns:wps="http://schemas.microsoft.com/office/word/2010/wordprocessingShape" xmlns:wpsCustomData="http://www.wps.cn/officeDocument/2013/wpsCustomData" mc:Ignorable="w14 w15 wp14">
-  <w:footnote w:type="separator" w:id="0">
-    <w:p>
-      <w:pPr>
-        <w:spacing w:line="360" w:lineRule="auto"/>
-        <w:ind w:firstLine="480"/>
-      </w:pPr>
-      <w:r>
-        <w:separator/>
-      </w:r>
-    </w:p>
-  </w:footnote>
-  <w:footnote w:type="continuationSeparator" w:id="1">
-    <w:p>
-      <w:pPr>
-        <w:spacing w:line="360" w:lineRule="auto"/>
-        <w:ind w:firstLine="480"/>
-      </w:pPr>
-      <w:r>
-        <w:continuationSeparator/>
-      </w:r>
-    </w:p>
-  </w:footnote>
-</w:footnotes>
-</file>
-
-<file path=word/header1.xml><?xml version="1.0" encoding="utf-8"?>
-<w:hdr xmlns:wpc="http://schemas.microsoft.com/office/word/2010/wordprocessingCanvas" xmlns:mc="http://schemas.openxmlformats.org/markup-compatibility/2006" xmlns:o="urn:schemas-microsoft-com:office:office" xmlns:r="http://schemas.openxmlformats.org/officeDocument/2006/relationships" xmlns:m="http://schemas.openxmlformats.org/officeDocument/2006/math" xmlns:v="urn:schemas-microsoft-com:vml" xmlns:wp14="http://schemas.microsoft.com/office/word/2010/wordprocessingDrawing" xmlns:wp="http://schemas.openxmlformats.org/drawingml/2006/wordprocessingDrawing" xmlns:w10="urn:schemas-microsoft-com:office:word" xmlns:w="http://schemas.openxmlformats.org/wordprocessingml/2006/main" xmlns:w14="http://schemas.microsoft.com/office/word/2010/wordml" xmlns:w15="http://schemas.microsoft.com/office/word/2012/wordml" xmlns:wpg="http://schemas.microsoft.com/office/word/2010/wordprocessingGroup" xmlns:wpi="http://schemas.microsoft.com/office/word/2010/wordprocessingInk" xmlns:wne="http://schemas.microsoft.com/office/word/2006/wordml" xmlns:wps="http://schemas.microsoft.com/office/word/2010/wordprocessingShape" xmlns:wpsCustomData="http://www.wps.cn/officeDocument/2013/wpsCustomData" mc:Ignorable="w14 w15 wp14">
+<file path=word/header2.xml><?xml version="1.0" encoding="utf-8"?>
+<w:hdr xmlns:wpc="http://schemas.microsoft.com/office/word/2010/wordprocessingCanvas" xmlns:mc="http://schemas.openxmlformats.org/markup-compatibility/2006" xmlns:o="urn:schemas-microsoft-com:office:office" xmlns:r="http://schemas.openxmlformats.org/officeDocument/2006/relationships" xmlns:m="http://schemas.openxmlformats.org/officeDocument/2006/math" xmlns:v="urn:schemas-microsoft-com:vml" xmlns:wp14="http://schemas.microsoft.com/office/word/2010/wordprocessingDrawing" xmlns:wp="http://schemas.openxmlformats.org/drawingml/2006/wordprocessingDrawing" xmlns:w10="urn:schemas-microsoft-com:office:word" xmlns:w="http://schemas.openxmlformats.org/wordprocessingml/2006/main" xmlns:w14="http://schemas.microsoft.com/office/word/2010/wordml" xmlns:w15="http://schemas.microsoft.com/office/word/2012/wordml" xmlns:wne="http://schemas.microsoft.com/office/word/2006/wordml" xmlns:wpg="http://schemas.microsoft.com/office/word/2010/wordprocessingGroup" xmlns:wpi="http://schemas.microsoft.com/office/word/2010/wordprocessingInk" xmlns:wps="http://schemas.microsoft.com/office/word/2010/wordprocessingShape" mc:Ignorable="w14 w15 wp14">
   <w:p>
     <w:pPr>
-      <w:pStyle w:val="12"/>
+      <w:pStyle w:val="Header"/>
       <w:pBdr>
-        <w:bottom w:val="single" w:color="auto" w:sz="4" w:space="0"/>
+        <w:bottom w:val="single" w:sz="4" w:space="0" w:color="auto"/>
       </w:pBdr>
       <w:tabs>
+        <w:tab w:val="clear" w:pos="4153"/>
         <w:tab w:val="center" w:pos="7143"/>
+        <w:tab w:val="clear" w:pos="8306"/>
         <w:tab w:val="right" w:pos="14287"/>
-        <w:tab w:val="clear" w:pos="4153"/>
-        <w:tab w:val="clear" w:pos="8306"/>
       </w:tabs>
       <w:spacing w:line="240" w:lineRule="auto"/>
-      <w:ind w:firstLine="900" w:firstLineChars="500"/>
+      <w:ind w:firstLine="1200" w:firstLineChars="500"/>
       <w:jc w:val="both"/>
       <w:rPr>
         <w:sz w:val="21"/>
@@ -2777,24 +2648,13 @@
 </w:hdr>
 </file>
 
-<file path=word/header2.xml><?xml version="1.0" encoding="utf-8"?>
-<w:hdr xmlns:wpc="http://schemas.microsoft.com/office/word/2010/wordprocessingCanvas" xmlns:mc="http://schemas.openxmlformats.org/markup-compatibility/2006" xmlns:o="urn:schemas-microsoft-com:office:office" xmlns:r="http://schemas.openxmlformats.org/officeDocument/2006/relationships" xmlns:m="http://schemas.openxmlformats.org/officeDocument/2006/math" xmlns:v="urn:schemas-microsoft-com:vml" xmlns:wp14="http://schemas.microsoft.com/office/word/2010/wordprocessingDrawing" xmlns:wp="http://schemas.openxmlformats.org/drawingml/2006/wordprocessingDrawing" xmlns:w10="urn:schemas-microsoft-com:office:word" xmlns:w="http://schemas.openxmlformats.org/wordprocessingml/2006/main" xmlns:w14="http://schemas.microsoft.com/office/word/2010/wordml" xmlns:w15="http://schemas.microsoft.com/office/word/2012/wordml" xmlns:wpg="http://schemas.microsoft.com/office/word/2010/wordprocessingGroup" xmlns:wpi="http://schemas.microsoft.com/office/word/2010/wordprocessingInk" xmlns:wne="http://schemas.microsoft.com/office/word/2006/wordml" xmlns:wps="http://schemas.microsoft.com/office/word/2010/wordprocessingShape" xmlns:wpsCustomData="http://www.wps.cn/officeDocument/2013/wpsCustomData" mc:Ignorable="w14 w15 wp14">
+<file path=word/header3.xml><?xml version="1.0" encoding="utf-8"?>
+<w:hdr xmlns:wpc="http://schemas.microsoft.com/office/word/2010/wordprocessingCanvas" xmlns:mc="http://schemas.openxmlformats.org/markup-compatibility/2006" xmlns:o="urn:schemas-microsoft-com:office:office" xmlns:r="http://schemas.openxmlformats.org/officeDocument/2006/relationships" xmlns:m="http://schemas.openxmlformats.org/officeDocument/2006/math" xmlns:v="urn:schemas-microsoft-com:vml" xmlns:wp14="http://schemas.microsoft.com/office/word/2010/wordprocessingDrawing" xmlns:wp="http://schemas.openxmlformats.org/drawingml/2006/wordprocessingDrawing" xmlns:w10="urn:schemas-microsoft-com:office:word" xmlns:w="http://schemas.openxmlformats.org/wordprocessingml/2006/main" xmlns:w14="http://schemas.microsoft.com/office/word/2010/wordml" xmlns:w15="http://schemas.microsoft.com/office/word/2012/wordml" xmlns:wne="http://schemas.microsoft.com/office/word/2006/wordml" xmlns:wpg="http://schemas.microsoft.com/office/word/2010/wordprocessingGroup" xmlns:wpi="http://schemas.microsoft.com/office/word/2010/wordprocessingInk" xmlns:wps="http://schemas.microsoft.com/office/word/2010/wordprocessingShape" mc:Ignorable="w14 w15 wp14">
   <w:p>
     <w:pPr>
-      <w:pStyle w:val="12"/>
-      <w:ind w:firstLine="360"/>
-    </w:pPr>
-  </w:p>
-</w:hdr>
-</file>
-
-<file path=word/header3.xml><?xml version="1.0" encoding="utf-8"?>
-<w:hdr xmlns:wpc="http://schemas.microsoft.com/office/word/2010/wordprocessingCanvas" xmlns:mc="http://schemas.openxmlformats.org/markup-compatibility/2006" xmlns:o="urn:schemas-microsoft-com:office:office" xmlns:r="http://schemas.openxmlformats.org/officeDocument/2006/relationships" xmlns:m="http://schemas.openxmlformats.org/officeDocument/2006/math" xmlns:v="urn:schemas-microsoft-com:vml" xmlns:wp14="http://schemas.microsoft.com/office/word/2010/wordprocessingDrawing" xmlns:wp="http://schemas.openxmlformats.org/drawingml/2006/wordprocessingDrawing" xmlns:w10="urn:schemas-microsoft-com:office:word" xmlns:w="http://schemas.openxmlformats.org/wordprocessingml/2006/main" xmlns:w14="http://schemas.microsoft.com/office/word/2010/wordml" xmlns:w15="http://schemas.microsoft.com/office/word/2012/wordml" xmlns:wpg="http://schemas.microsoft.com/office/word/2010/wordprocessingGroup" xmlns:wpi="http://schemas.microsoft.com/office/word/2010/wordprocessingInk" xmlns:wne="http://schemas.microsoft.com/office/word/2006/wordml" xmlns:wps="http://schemas.microsoft.com/office/word/2010/wordprocessingShape" xmlns:wpsCustomData="http://www.wps.cn/officeDocument/2013/wpsCustomData" mc:Ignorable="w14 w15 wp14">
-  <w:p>
-    <w:pPr>
-      <w:pStyle w:val="12"/>
+      <w:pStyle w:val="Header"/>
       <w:pBdr>
-        <w:bottom w:val="none" w:color="auto" w:sz="0" w:space="0"/>
+        <w:bottom w:val="nil"/>
       </w:pBdr>
       <w:ind w:firstLine="360"/>
     </w:pPr>
@@ -2803,15 +2663,15 @@
 </file>
 
 <file path=word/numbering.xml><?xml version="1.0" encoding="utf-8"?>
-<w:numbering xmlns:wpc="http://schemas.microsoft.com/office/word/2010/wordprocessingCanvas" xmlns:mc="http://schemas.openxmlformats.org/markup-compatibility/2006" xmlns:o="urn:schemas-microsoft-com:office:office" xmlns:r="http://schemas.openxmlformats.org/officeDocument/2006/relationships" xmlns:m="http://schemas.openxmlformats.org/officeDocument/2006/math" xmlns:v="urn:schemas-microsoft-com:vml" xmlns:wp14="http://schemas.microsoft.com/office/word/2010/wordprocessingDrawing" xmlns:wp="http://schemas.openxmlformats.org/drawingml/2006/wordprocessingDrawing" xmlns:w10="urn:schemas-microsoft-com:office:word" xmlns:w="http://schemas.openxmlformats.org/wordprocessingml/2006/main" xmlns:w14="http://schemas.microsoft.com/office/word/2010/wordml" xmlns:wpg="http://schemas.microsoft.com/office/word/2010/wordprocessingGroup" xmlns:wpi="http://schemas.microsoft.com/office/word/2010/wordprocessingInk" xmlns:wne="http://schemas.microsoft.com/office/word/2006/wordml" xmlns:wps="http://schemas.microsoft.com/office/word/2010/wordprocessingShape" xmlns:wpsCustomData="http://www.wps.cn/officeDocument/2013/wpsCustomData" mc:Ignorable="w14 wp14">
+<w:numbering xmlns:wpc="http://schemas.microsoft.com/office/word/2010/wordprocessingCanvas" xmlns:mc="http://schemas.openxmlformats.org/markup-compatibility/2006" xmlns:o="urn:schemas-microsoft-com:office:office" xmlns:r="http://schemas.openxmlformats.org/officeDocument/2006/relationships" xmlns:m="http://schemas.openxmlformats.org/officeDocument/2006/math" xmlns:v="urn:schemas-microsoft-com:vml" xmlns:wp14="http://schemas.microsoft.com/office/word/2010/wordprocessingDrawing" xmlns:wp="http://schemas.openxmlformats.org/drawingml/2006/wordprocessingDrawing" xmlns:w10="urn:schemas-microsoft-com:office:word" xmlns:w="http://schemas.openxmlformats.org/wordprocessingml/2006/main" xmlns:w14="http://schemas.microsoft.com/office/word/2010/wordml" xmlns:w15="http://schemas.microsoft.com/office/word/2012/wordml" xmlns:wne="http://schemas.microsoft.com/office/word/2006/wordml" xmlns:wpg="http://schemas.microsoft.com/office/word/2010/wordprocessingGroup" xmlns:wpi="http://schemas.microsoft.com/office/word/2010/wordprocessingInk" xmlns:wps="http://schemas.microsoft.com/office/word/2010/wordprocessingShape" mc:Ignorable="w14 w15 wp14">
   <w:abstractNum w:abstractNumId="0">
     <w:nsid w:val="693C7D6E"/>
     <w:multiLevelType w:val="multilevel"/>
     <w:tmpl w:val="693C7D6E"/>
-    <w:lvl w:ilvl="0" w:tentative="0">
+    <w:lvl w:ilvl="0">
       <w:start w:val="1"/>
       <w:numFmt w:val="decimal"/>
-      <w:pStyle w:val="14"/>
+      <w:pStyle w:val="List"/>
       <w:isLgl/>
       <w:lvlText w:val="%1)"/>
       <w:lvlJc w:val="left"/>
@@ -2822,20 +2682,20 @@
         <w:rFonts w:hint="eastAsia"/>
       </w:rPr>
     </w:lvl>
-    <w:lvl w:ilvl="1" w:tentative="0">
+    <w:lvl w:ilvl="1">
       <w:start w:val="1"/>
       <w:numFmt w:val="bullet"/>
-      <w:pStyle w:val="8"/>
+      <w:pStyle w:val="List2"/>
       <w:lvlText w:val=""/>
       <w:lvlJc w:val="left"/>
       <w:pPr>
         <w:ind w:left="1259" w:hanging="420"/>
       </w:pPr>
       <w:rPr>
-        <w:rFonts w:hint="default" w:ascii="Wingdings" w:hAnsi="Wingdings"/>
+        <w:rFonts w:ascii="Wingdings" w:hAnsi="Wingdings" w:hint="default"/>
       </w:rPr>
     </w:lvl>
-    <w:lvl w:ilvl="2" w:tentative="0">
+    <w:lvl w:ilvl="2">
       <w:start w:val="1"/>
       <w:numFmt w:val="lowerRoman"/>
       <w:lvlText w:val="%3."/>
@@ -2847,7 +2707,7 @@
         <w:rFonts w:hint="eastAsia"/>
       </w:rPr>
     </w:lvl>
-    <w:lvl w:ilvl="3" w:tentative="0">
+    <w:lvl w:ilvl="3">
       <w:start w:val="1"/>
       <w:numFmt w:val="decimal"/>
       <w:lvlText w:val="%4."/>
@@ -2859,7 +2719,7 @@
         <w:rFonts w:hint="eastAsia"/>
       </w:rPr>
     </w:lvl>
-    <w:lvl w:ilvl="4" w:tentative="0">
+    <w:lvl w:ilvl="4">
       <w:start w:val="1"/>
       <w:numFmt w:val="lowerLetter"/>
       <w:lvlText w:val="%5)"/>
@@ -2871,7 +2731,7 @@
         <w:rFonts w:hint="eastAsia"/>
       </w:rPr>
     </w:lvl>
-    <w:lvl w:ilvl="5" w:tentative="0">
+    <w:lvl w:ilvl="5">
       <w:start w:val="1"/>
       <w:numFmt w:val="lowerRoman"/>
       <w:lvlText w:val="%6."/>
@@ -2883,7 +2743,7 @@
         <w:rFonts w:hint="eastAsia"/>
       </w:rPr>
     </w:lvl>
-    <w:lvl w:ilvl="6" w:tentative="0">
+    <w:lvl w:ilvl="6">
       <w:start w:val="1"/>
       <w:numFmt w:val="decimal"/>
       <w:lvlText w:val="%7."/>
@@ -2895,7 +2755,7 @@
         <w:rFonts w:hint="eastAsia"/>
       </w:rPr>
     </w:lvl>
-    <w:lvl w:ilvl="7" w:tentative="0">
+    <w:lvl w:ilvl="7">
       <w:start w:val="1"/>
       <w:numFmt w:val="lowerLetter"/>
       <w:lvlText w:val="%8)"/>
@@ -2907,7 +2767,7 @@
         <w:rFonts w:hint="eastAsia"/>
       </w:rPr>
     </w:lvl>
-    <w:lvl w:ilvl="8" w:tentative="0">
+    <w:lvl w:ilvl="8">
       <w:start w:val="1"/>
       <w:numFmt w:val="lowerRoman"/>
       <w:lvlText w:val="%9."/>
@@ -2927,272 +2787,270 @@
 </file>
 
 <file path=word/styles.xml><?xml version="1.0" encoding="utf-8"?>
-<w:styles xmlns:mc="http://schemas.openxmlformats.org/markup-compatibility/2006" xmlns:o="urn:schemas-microsoft-com:office:office" xmlns:r="http://schemas.openxmlformats.org/officeDocument/2006/relationships" xmlns:m="http://schemas.openxmlformats.org/officeDocument/2006/math" xmlns:v="urn:schemas-microsoft-com:vml" xmlns:w="http://schemas.openxmlformats.org/wordprocessingml/2006/main" xmlns:w14="http://schemas.microsoft.com/office/word/2010/wordml" xmlns:w10="urn:schemas-microsoft-com:office:word" xmlns:sl="http://schemas.openxmlformats.org/schemaLibrary/2006/main" xmlns:wpsCustomData="http://www.wps.cn/officeDocument/2013/wpsCustomData" mc:Ignorable="w14">
+<w:styles xmlns:mc="http://schemas.openxmlformats.org/markup-compatibility/2006" xmlns:r="http://schemas.openxmlformats.org/officeDocument/2006/relationships" xmlns:w="http://schemas.openxmlformats.org/wordprocessingml/2006/main" xmlns:w14="http://schemas.microsoft.com/office/word/2010/wordml" xmlns:w15="http://schemas.microsoft.com/office/word/2012/wordml" mc:Ignorable="w14 w15">
   <w:docDefaults>
     <w:rPrDefault>
       <w:rPr>
-        <w:rFonts w:ascii="Times New Roman" w:hAnsi="Times New Roman" w:eastAsia="宋体" w:cs="Times New Roman"/>
+        <w:rFonts w:ascii="Times New Roman" w:eastAsia="宋体" w:hAnsi="Times New Roman" w:cs="Times New Roman"/>
       </w:rPr>
     </w:rPrDefault>
     <w:pPrDefault/>
   </w:docDefaults>
-  <w:latentStyles w:count="260" w:defQFormat="0" w:defUnhideWhenUsed="1" w:defSemiHidden="1" w:defUIPriority="99" w:defLockedState="0">
-    <w:lsdException w:qFormat="1" w:unhideWhenUsed="0" w:uiPriority="0" w:semiHidden="0" w:name="Normal"/>
-    <w:lsdException w:qFormat="1" w:unhideWhenUsed="0" w:uiPriority="9" w:semiHidden="0" w:name="heading 1"/>
-    <w:lsdException w:qFormat="1" w:uiPriority="9" w:semiHidden="0" w:name="heading 2"/>
-    <w:lsdException w:qFormat="1" w:uiPriority="9" w:semiHidden="0" w:name="heading 3"/>
-    <w:lsdException w:qFormat="1" w:uiPriority="0" w:semiHidden="0" w:name="heading 4"/>
-    <w:lsdException w:qFormat="1" w:uiPriority="9" w:name="heading 5"/>
-    <w:lsdException w:qFormat="1" w:uiPriority="9" w:name="heading 6"/>
-    <w:lsdException w:qFormat="1" w:uiPriority="9" w:name="heading 7"/>
-    <w:lsdException w:qFormat="1" w:uiPriority="9" w:name="heading 8"/>
-    <w:lsdException w:qFormat="1" w:uiPriority="9" w:name="heading 9"/>
-    <w:lsdException w:uiPriority="99" w:name="index 1"/>
-    <w:lsdException w:uiPriority="99" w:name="index 2"/>
-    <w:lsdException w:uiPriority="99" w:name="index 3"/>
-    <w:lsdException w:uiPriority="99" w:name="index 4"/>
-    <w:lsdException w:uiPriority="99" w:name="index 5"/>
-    <w:lsdException w:uiPriority="99" w:name="index 6"/>
-    <w:lsdException w:uiPriority="99" w:name="index 7"/>
-    <w:lsdException w:uiPriority="99" w:name="index 8"/>
-    <w:lsdException w:uiPriority="99" w:name="index 9"/>
-    <w:lsdException w:qFormat="1" w:uiPriority="39" w:semiHidden="0" w:name="toc 1"/>
-    <w:lsdException w:qFormat="1" w:uiPriority="39" w:semiHidden="0" w:name="toc 2"/>
-    <w:lsdException w:qFormat="1" w:uiPriority="39" w:semiHidden="0" w:name="toc 3"/>
-    <w:lsdException w:uiPriority="39" w:name="toc 4"/>
-    <w:lsdException w:uiPriority="39" w:name="toc 5"/>
-    <w:lsdException w:uiPriority="39" w:name="toc 6"/>
-    <w:lsdException w:uiPriority="39" w:name="toc 7"/>
-    <w:lsdException w:uiPriority="39" w:name="toc 8"/>
-    <w:lsdException w:uiPriority="39" w:name="toc 9"/>
-    <w:lsdException w:uiPriority="99" w:name="Normal Indent"/>
-    <w:lsdException w:uiPriority="99" w:name="footnote text"/>
-    <w:lsdException w:uiPriority="99" w:name="annotation text"/>
-    <w:lsdException w:qFormat="1" w:uiPriority="99" w:semiHidden="0" w:name="header"/>
-    <w:lsdException w:qFormat="1" w:uiPriority="99" w:semiHidden="0" w:name="footer"/>
-    <w:lsdException w:uiPriority="99" w:name="index heading"/>
-    <w:lsdException w:qFormat="1" w:uiPriority="35" w:name="caption"/>
-    <w:lsdException w:uiPriority="99" w:name="table of figures"/>
-    <w:lsdException w:uiPriority="99" w:name="envelope address"/>
-    <w:lsdException w:uiPriority="99" w:name="envelope return"/>
-    <w:lsdException w:uiPriority="99" w:name="footnote reference"/>
-    <w:lsdException w:uiPriority="99" w:name="annotation reference"/>
-    <w:lsdException w:uiPriority="99" w:name="line number"/>
-    <w:lsdException w:uiPriority="99" w:name="page number"/>
-    <w:lsdException w:uiPriority="99" w:name="endnote reference"/>
-    <w:lsdException w:uiPriority="99" w:name="endnote text"/>
-    <w:lsdException w:uiPriority="99" w:name="table of authorities"/>
-    <w:lsdException w:uiPriority="99" w:name="macro"/>
-    <w:lsdException w:uiPriority="99" w:name="toa heading"/>
-    <w:lsdException w:qFormat="1" w:uiPriority="99" w:semiHidden="0" w:name="List"/>
-    <w:lsdException w:uiPriority="99" w:name="List Bullet"/>
-    <w:lsdException w:uiPriority="99" w:name="List Number"/>
-    <w:lsdException w:qFormat="1" w:uiPriority="99" w:semiHidden="0" w:name="List 2"/>
-    <w:lsdException w:uiPriority="99" w:name="List 3"/>
-    <w:lsdException w:uiPriority="99" w:name="List 4"/>
-    <w:lsdException w:uiPriority="99" w:name="List 5"/>
-    <w:lsdException w:uiPriority="99" w:name="List Bullet 2"/>
-    <w:lsdException w:uiPriority="99" w:name="List Bullet 3"/>
-    <w:lsdException w:uiPriority="99" w:name="List Bullet 4"/>
-    <w:lsdException w:uiPriority="99" w:name="List Bullet 5"/>
-    <w:lsdException w:uiPriority="99" w:name="List Number 2"/>
-    <w:lsdException w:uiPriority="99" w:name="List Number 3"/>
-    <w:lsdException w:uiPriority="99" w:name="List Number 4"/>
-    <w:lsdException w:uiPriority="99" w:name="List Number 5"/>
-    <w:lsdException w:unhideWhenUsed="0" w:uiPriority="10" w:semiHidden="0" w:name="Title"/>
-    <w:lsdException w:uiPriority="99" w:name="Closing"/>
-    <w:lsdException w:uiPriority="99" w:name="Signature"/>
-    <w:lsdException w:qFormat="1" w:uiPriority="1" w:name="Default Paragraph Font"/>
-    <w:lsdException w:qFormat="1" w:uiPriority="99" w:name="Body Text"/>
-    <w:lsdException w:uiPriority="99" w:name="Body Text Indent"/>
-    <w:lsdException w:uiPriority="99" w:name="List Continue"/>
-    <w:lsdException w:uiPriority="99" w:name="List Continue 2"/>
-    <w:lsdException w:uiPriority="99" w:name="List Continue 3"/>
-    <w:lsdException w:uiPriority="99" w:name="List Continue 4"/>
-    <w:lsdException w:uiPriority="99" w:name="List Continue 5"/>
-    <w:lsdException w:uiPriority="99" w:name="Message Header"/>
-    <w:lsdException w:unhideWhenUsed="0" w:uiPriority="11" w:semiHidden="0" w:name="Subtitle"/>
-    <w:lsdException w:uiPriority="99" w:name="Salutation"/>
-    <w:lsdException w:uiPriority="99" w:name="Date"/>
-    <w:lsdException w:uiPriority="99" w:name="Body Text First Indent"/>
-    <w:lsdException w:uiPriority="99" w:name="Body Text First Indent 2"/>
-    <w:lsdException w:uiPriority="99" w:name="Note Heading"/>
-    <w:lsdException w:uiPriority="99" w:name="Body Text 2"/>
-    <w:lsdException w:uiPriority="99" w:name="Body Text 3"/>
-    <w:lsdException w:uiPriority="99" w:name="Body Text Indent 2"/>
-    <w:lsdException w:uiPriority="99" w:name="Body Text Indent 3"/>
-    <w:lsdException w:uiPriority="99" w:name="Block Text"/>
-    <w:lsdException w:qFormat="1" w:uiPriority="99" w:semiHidden="0" w:name="Hyperlink"/>
-    <w:lsdException w:uiPriority="99" w:name="FollowedHyperlink"/>
-    <w:lsdException w:qFormat="1" w:unhideWhenUsed="0" w:uiPriority="22" w:semiHidden="0" w:name="Strong"/>
-    <w:lsdException w:unhideWhenUsed="0" w:uiPriority="20" w:semiHidden="0" w:name="Emphasis"/>
-    <w:lsdException w:uiPriority="99" w:name="Document Map"/>
-    <w:lsdException w:uiPriority="99" w:name="Plain Text"/>
-    <w:lsdException w:uiPriority="99" w:name="E-mail Signature"/>
-    <w:lsdException w:qFormat="1" w:uiPriority="99" w:name="Normal (Web)"/>
-    <w:lsdException w:uiPriority="99" w:name="HTML Acronym"/>
-    <w:lsdException w:uiPriority="99" w:name="HTML Address"/>
-    <w:lsdException w:uiPriority="99" w:name="HTML Cite"/>
-    <w:lsdException w:uiPriority="99" w:name="HTML Code"/>
-    <w:lsdException w:uiPriority="99" w:name="HTML Definition"/>
-    <w:lsdException w:uiPriority="99" w:name="HTML Keyboard"/>
-    <w:lsdException w:uiPriority="99" w:name="HTML Preformatted"/>
-    <w:lsdException w:uiPriority="99" w:name="HTML Sample"/>
-    <w:lsdException w:uiPriority="99" w:name="HTML Typewriter"/>
-    <w:lsdException w:uiPriority="99" w:name="HTML Variable"/>
-    <w:lsdException w:qFormat="1" w:uiPriority="99" w:name="Normal Table"/>
-    <w:lsdException w:uiPriority="99" w:name="annotation subject"/>
-    <w:lsdException w:uiPriority="99" w:name="Table Simple 1"/>
-    <w:lsdException w:uiPriority="99" w:name="Table Simple 2"/>
-    <w:lsdException w:uiPriority="99" w:name="Table Simple 3"/>
-    <w:lsdException w:uiPriority="99" w:name="Table Classic 1"/>
-    <w:lsdException w:uiPriority="99" w:name="Table Classic 2"/>
-    <w:lsdException w:uiPriority="99" w:name="Table Classic 3"/>
-    <w:lsdException w:uiPriority="99" w:name="Table Classic 4"/>
-    <w:lsdException w:uiPriority="99" w:name="Table Colorful 1"/>
-    <w:lsdException w:uiPriority="99" w:name="Table Colorful 2"/>
-    <w:lsdException w:uiPriority="99" w:name="Table Colorful 3"/>
-    <w:lsdException w:uiPriority="99" w:name="Table Columns 1"/>
-    <w:lsdException w:uiPriority="99" w:name="Table Columns 2"/>
-    <w:lsdException w:uiPriority="99" w:name="Table Columns 3"/>
-    <w:lsdException w:uiPriority="99" w:name="Table Columns 4"/>
-    <w:lsdException w:uiPriority="99" w:name="Table Columns 5"/>
-    <w:lsdException w:uiPriority="99" w:name="Table Grid 1"/>
-    <w:lsdException w:uiPriority="99" w:name="Table Grid 2"/>
-    <w:lsdException w:uiPriority="99" w:name="Table Grid 3"/>
-    <w:lsdException w:uiPriority="99" w:name="Table Grid 4"/>
-    <w:lsdException w:uiPriority="99" w:name="Table Grid 5"/>
-    <w:lsdException w:uiPriority="99" w:name="Table Grid 6"/>
-    <w:lsdException w:uiPriority="99" w:name="Table Grid 7"/>
-    <w:lsdException w:uiPriority="99" w:name="Table Grid 8"/>
-    <w:lsdException w:uiPriority="99" w:name="Table List 1"/>
-    <w:lsdException w:uiPriority="99" w:name="Table List 2"/>
-    <w:lsdException w:uiPriority="99" w:name="Table List 3"/>
-    <w:lsdException w:uiPriority="99" w:name="Table List 4"/>
-    <w:lsdException w:uiPriority="99" w:name="Table List 5"/>
-    <w:lsdException w:uiPriority="99" w:name="Table List 6"/>
-    <w:lsdException w:uiPriority="99" w:name="Table List 7"/>
-    <w:lsdException w:uiPriority="99" w:name="Table List 8"/>
-    <w:lsdException w:uiPriority="99" w:name="Table 3D effects 1"/>
-    <w:lsdException w:uiPriority="99" w:name="Table 3D effects 2"/>
-    <w:lsdException w:uiPriority="99" w:name="Table 3D effects 3"/>
-    <w:lsdException w:uiPriority="99" w:name="Table Contemporary"/>
-    <w:lsdException w:uiPriority="99" w:name="Table Elegant"/>
-    <w:lsdException w:uiPriority="99" w:name="Table Professional"/>
-    <w:lsdException w:uiPriority="99" w:name="Table Subtle 1"/>
-    <w:lsdException w:uiPriority="99" w:name="Table Subtle 2"/>
-    <w:lsdException w:uiPriority="99" w:name="Table Web 1"/>
-    <w:lsdException w:uiPriority="99" w:name="Table Web 2"/>
-    <w:lsdException w:uiPriority="99" w:name="Table Web 3"/>
-    <w:lsdException w:qFormat="1" w:uiPriority="99" w:name="Balloon Text"/>
-    <w:lsdException w:qFormat="1" w:unhideWhenUsed="0" w:uiPriority="39" w:semiHidden="0" w:name="Table Grid"/>
-    <w:lsdException w:uiPriority="99" w:name="Table Theme"/>
-    <w:lsdException w:qFormat="1" w:unhideWhenUsed="0" w:uiPriority="0" w:semiHidden="0" w:name="No Spacing"/>
-    <w:lsdException w:unhideWhenUsed="0" w:uiPriority="60" w:semiHidden="0" w:name="Light Shading"/>
-    <w:lsdException w:unhideWhenUsed="0" w:uiPriority="61" w:semiHidden="0" w:name="Light List"/>
-    <w:lsdException w:unhideWhenUsed="0" w:uiPriority="62" w:semiHidden="0" w:name="Light Grid"/>
-    <w:lsdException w:unhideWhenUsed="0" w:uiPriority="63" w:semiHidden="0" w:name="Medium Shading 1"/>
-    <w:lsdException w:unhideWhenUsed="0" w:uiPriority="64" w:semiHidden="0" w:name="Medium Shading 2"/>
-    <w:lsdException w:unhideWhenUsed="0" w:uiPriority="65" w:semiHidden="0" w:name="Medium List 1"/>
-    <w:lsdException w:unhideWhenUsed="0" w:uiPriority="66" w:semiHidden="0" w:name="Medium List 2"/>
-    <w:lsdException w:unhideWhenUsed="0" w:uiPriority="67" w:semiHidden="0" w:name="Medium Grid 1"/>
-    <w:lsdException w:unhideWhenUsed="0" w:uiPriority="68" w:semiHidden="0" w:name="Medium Grid 2"/>
-    <w:lsdException w:unhideWhenUsed="0" w:uiPriority="69" w:semiHidden="0" w:name="Medium Grid 3"/>
-    <w:lsdException w:unhideWhenUsed="0" w:uiPriority="70" w:semiHidden="0" w:name="Dark List"/>
-    <w:lsdException w:unhideWhenUsed="0" w:uiPriority="71" w:semiHidden="0" w:name="Colorful Shading"/>
-    <w:lsdException w:unhideWhenUsed="0" w:uiPriority="72" w:semiHidden="0" w:name="Colorful List"/>
-    <w:lsdException w:unhideWhenUsed="0" w:uiPriority="73" w:semiHidden="0" w:name="Colorful Grid"/>
-    <w:lsdException w:unhideWhenUsed="0" w:uiPriority="60" w:semiHidden="0" w:name="Light Shading Accent 1"/>
-    <w:lsdException w:unhideWhenUsed="0" w:uiPriority="61" w:semiHidden="0" w:name="Light List Accent 1"/>
-    <w:lsdException w:unhideWhenUsed="0" w:uiPriority="62" w:semiHidden="0" w:name="Light Grid Accent 1"/>
-    <w:lsdException w:unhideWhenUsed="0" w:uiPriority="63" w:semiHidden="0" w:name="Medium Shading 1 Accent 1"/>
-    <w:lsdException w:unhideWhenUsed="0" w:uiPriority="64" w:semiHidden="0" w:name="Medium Shading 2 Accent 1"/>
-    <w:lsdException w:unhideWhenUsed="0" w:uiPriority="65" w:semiHidden="0" w:name="Medium List 1 Accent 1"/>
-    <w:lsdException w:qFormat="1" w:unhideWhenUsed="0" w:uiPriority="34" w:semiHidden="0" w:name="List Paragraph"/>
-    <w:lsdException w:unhideWhenUsed="0" w:uiPriority="66" w:semiHidden="0" w:name="Medium List 2 Accent 1"/>
-    <w:lsdException w:unhideWhenUsed="0" w:uiPriority="67" w:semiHidden="0" w:name="Medium Grid 1 Accent 1"/>
-    <w:lsdException w:unhideWhenUsed="0" w:uiPriority="68" w:semiHidden="0" w:name="Medium Grid 2 Accent 1"/>
-    <w:lsdException w:unhideWhenUsed="0" w:uiPriority="69" w:semiHidden="0" w:name="Medium Grid 3 Accent 1"/>
-    <w:lsdException w:unhideWhenUsed="0" w:uiPriority="70" w:semiHidden="0" w:name="Dark List Accent 1"/>
-    <w:lsdException w:unhideWhenUsed="0" w:uiPriority="71" w:semiHidden="0" w:name="Colorful Shading Accent 1"/>
-    <w:lsdException w:unhideWhenUsed="0" w:uiPriority="72" w:semiHidden="0" w:name="Colorful List Accent 1"/>
-    <w:lsdException w:unhideWhenUsed="0" w:uiPriority="73" w:semiHidden="0" w:name="Colorful Grid Accent 1"/>
-    <w:lsdException w:unhideWhenUsed="0" w:uiPriority="60" w:semiHidden="0" w:name="Light Shading Accent 2"/>
-    <w:lsdException w:unhideWhenUsed="0" w:uiPriority="61" w:semiHidden="0" w:name="Light List Accent 2"/>
-    <w:lsdException w:unhideWhenUsed="0" w:uiPriority="62" w:semiHidden="0" w:name="Light Grid Accent 2"/>
-    <w:lsdException w:unhideWhenUsed="0" w:uiPriority="63" w:semiHidden="0" w:name="Medium Shading 1 Accent 2"/>
-    <w:lsdException w:unhideWhenUsed="0" w:uiPriority="64" w:semiHidden="0" w:name="Medium Shading 2 Accent 2"/>
-    <w:lsdException w:unhideWhenUsed="0" w:uiPriority="65" w:semiHidden="0" w:name="Medium List 1 Accent 2"/>
-    <w:lsdException w:unhideWhenUsed="0" w:uiPriority="66" w:semiHidden="0" w:name="Medium List 2 Accent 2"/>
-    <w:lsdException w:unhideWhenUsed="0" w:uiPriority="67" w:semiHidden="0" w:name="Medium Grid 1 Accent 2"/>
-    <w:lsdException w:unhideWhenUsed="0" w:uiPriority="68" w:semiHidden="0" w:name="Medium Grid 2 Accent 2"/>
-    <w:lsdException w:unhideWhenUsed="0" w:uiPriority="69" w:semiHidden="0" w:name="Medium Grid 3 Accent 2"/>
-    <w:lsdException w:unhideWhenUsed="0" w:uiPriority="70" w:semiHidden="0" w:name="Dark List Accent 2"/>
-    <w:lsdException w:unhideWhenUsed="0" w:uiPriority="71" w:semiHidden="0" w:name="Colorful Shading Accent 2"/>
-    <w:lsdException w:unhideWhenUsed="0" w:uiPriority="72" w:semiHidden="0" w:name="Colorful List Accent 2"/>
-    <w:lsdException w:unhideWhenUsed="0" w:uiPriority="73" w:semiHidden="0" w:name="Colorful Grid Accent 2"/>
-    <w:lsdException w:unhideWhenUsed="0" w:uiPriority="60" w:semiHidden="0" w:name="Light Shading Accent 3"/>
-    <w:lsdException w:unhideWhenUsed="0" w:uiPriority="61" w:semiHidden="0" w:name="Light List Accent 3"/>
-    <w:lsdException w:unhideWhenUsed="0" w:uiPriority="62" w:semiHidden="0" w:name="Light Grid Accent 3"/>
-    <w:lsdException w:unhideWhenUsed="0" w:uiPriority="63" w:semiHidden="0" w:name="Medium Shading 1 Accent 3"/>
-    <w:lsdException w:unhideWhenUsed="0" w:uiPriority="64" w:semiHidden="0" w:name="Medium Shading 2 Accent 3"/>
-    <w:lsdException w:unhideWhenUsed="0" w:uiPriority="65" w:semiHidden="0" w:name="Medium List 1 Accent 3"/>
-    <w:lsdException w:unhideWhenUsed="0" w:uiPriority="66" w:semiHidden="0" w:name="Medium List 2 Accent 3"/>
-    <w:lsdException w:unhideWhenUsed="0" w:uiPriority="67" w:semiHidden="0" w:name="Medium Grid 1 Accent 3"/>
-    <w:lsdException w:unhideWhenUsed="0" w:uiPriority="68" w:semiHidden="0" w:name="Medium Grid 2 Accent 3"/>
-    <w:lsdException w:unhideWhenUsed="0" w:uiPriority="69" w:semiHidden="0" w:name="Medium Grid 3 Accent 3"/>
-    <w:lsdException w:unhideWhenUsed="0" w:uiPriority="70" w:semiHidden="0" w:name="Dark List Accent 3"/>
-    <w:lsdException w:unhideWhenUsed="0" w:uiPriority="71" w:semiHidden="0" w:name="Colorful Shading Accent 3"/>
-    <w:lsdException w:unhideWhenUsed="0" w:uiPriority="72" w:semiHidden="0" w:name="Colorful List Accent 3"/>
-    <w:lsdException w:unhideWhenUsed="0" w:uiPriority="73" w:semiHidden="0" w:name="Colorful Grid Accent 3"/>
-    <w:lsdException w:unhideWhenUsed="0" w:uiPriority="60" w:semiHidden="0" w:name="Light Shading Accent 4"/>
-    <w:lsdException w:unhideWhenUsed="0" w:uiPriority="61" w:semiHidden="0" w:name="Light List Accent 4"/>
-    <w:lsdException w:unhideWhenUsed="0" w:uiPriority="62" w:semiHidden="0" w:name="Light Grid Accent 4"/>
-    <w:lsdException w:unhideWhenUsed="0" w:uiPriority="63" w:semiHidden="0" w:name="Medium Shading 1 Accent 4"/>
-    <w:lsdException w:unhideWhenUsed="0" w:uiPriority="64" w:semiHidden="0" w:name="Medium Shading 2 Accent 4"/>
-    <w:lsdException w:unhideWhenUsed="0" w:uiPriority="65" w:semiHidden="0" w:name="Medium List 1 Accent 4"/>
-    <w:lsdException w:unhideWhenUsed="0" w:uiPriority="66" w:semiHidden="0" w:name="Medium List 2 Accent 4"/>
-    <w:lsdException w:unhideWhenUsed="0" w:uiPriority="67" w:semiHidden="0" w:name="Medium Grid 1 Accent 4"/>
-    <w:lsdException w:unhideWhenUsed="0" w:uiPriority="68" w:semiHidden="0" w:name="Medium Grid 2 Accent 4"/>
-    <w:lsdException w:unhideWhenUsed="0" w:uiPriority="69" w:semiHidden="0" w:name="Medium Grid 3 Accent 4"/>
-    <w:lsdException w:unhideWhenUsed="0" w:uiPriority="70" w:semiHidden="0" w:name="Dark List Accent 4"/>
-    <w:lsdException w:unhideWhenUsed="0" w:uiPriority="71" w:semiHidden="0" w:name="Colorful Shading Accent 4"/>
-    <w:lsdException w:unhideWhenUsed="0" w:uiPriority="72" w:semiHidden="0" w:name="Colorful List Accent 4"/>
-    <w:lsdException w:unhideWhenUsed="0" w:uiPriority="73" w:semiHidden="0" w:name="Colorful Grid Accent 4"/>
-    <w:lsdException w:unhideWhenUsed="0" w:uiPriority="60" w:semiHidden="0" w:name="Light Shading Accent 5"/>
-    <w:lsdException w:unhideWhenUsed="0" w:uiPriority="61" w:semiHidden="0" w:name="Light List Accent 5"/>
-    <w:lsdException w:unhideWhenUsed="0" w:uiPriority="62" w:semiHidden="0" w:name="Light Grid Accent 5"/>
-    <w:lsdException w:unhideWhenUsed="0" w:uiPriority="63" w:semiHidden="0" w:name="Medium Shading 1 Accent 5"/>
-    <w:lsdException w:unhideWhenUsed="0" w:uiPriority="64" w:semiHidden="0" w:name="Medium Shading 2 Accent 5"/>
-    <w:lsdException w:unhideWhenUsed="0" w:uiPriority="65" w:semiHidden="0" w:name="Medium List 1 Accent 5"/>
-    <w:lsdException w:unhideWhenUsed="0" w:uiPriority="66" w:semiHidden="0" w:name="Medium List 2 Accent 5"/>
-    <w:lsdException w:unhideWhenUsed="0" w:uiPriority="67" w:semiHidden="0" w:name="Medium Grid 1 Accent 5"/>
-    <w:lsdException w:unhideWhenUsed="0" w:uiPriority="68" w:semiHidden="0" w:name="Medium Grid 2 Accent 5"/>
-    <w:lsdException w:unhideWhenUsed="0" w:uiPriority="69" w:semiHidden="0" w:name="Medium Grid 3 Accent 5"/>
-    <w:lsdException w:unhideWhenUsed="0" w:uiPriority="70" w:semiHidden="0" w:name="Dark List Accent 5"/>
-    <w:lsdException w:unhideWhenUsed="0" w:uiPriority="71" w:semiHidden="0" w:name="Colorful Shading Accent 5"/>
-    <w:lsdException w:unhideWhenUsed="0" w:uiPriority="72" w:semiHidden="0" w:name="Colorful List Accent 5"/>
-    <w:lsdException w:unhideWhenUsed="0" w:uiPriority="73" w:semiHidden="0" w:name="Colorful Grid Accent 5"/>
-    <w:lsdException w:unhideWhenUsed="0" w:uiPriority="60" w:semiHidden="0" w:name="Light Shading Accent 6"/>
-    <w:lsdException w:unhideWhenUsed="0" w:uiPriority="61" w:semiHidden="0" w:name="Light List Accent 6"/>
-    <w:lsdException w:unhideWhenUsed="0" w:uiPriority="62" w:semiHidden="0" w:name="Light Grid Accent 6"/>
-    <w:lsdException w:unhideWhenUsed="0" w:uiPriority="63" w:semiHidden="0" w:name="Medium Shading 1 Accent 6"/>
-    <w:lsdException w:unhideWhenUsed="0" w:uiPriority="64" w:semiHidden="0" w:name="Medium Shading 2 Accent 6"/>
-    <w:lsdException w:unhideWhenUsed="0" w:uiPriority="65" w:semiHidden="0" w:name="Medium List 1 Accent 6"/>
-    <w:lsdException w:unhideWhenUsed="0" w:uiPriority="66" w:semiHidden="0" w:name="Medium List 2 Accent 6"/>
-    <w:lsdException w:unhideWhenUsed="0" w:uiPriority="67" w:semiHidden="0" w:name="Medium Grid 1 Accent 6"/>
-    <w:lsdException w:unhideWhenUsed="0" w:uiPriority="68" w:semiHidden="0" w:name="Medium Grid 2 Accent 6"/>
-    <w:lsdException w:unhideWhenUsed="0" w:uiPriority="69" w:semiHidden="0" w:name="Medium Grid 3 Accent 6"/>
-    <w:lsdException w:unhideWhenUsed="0" w:uiPriority="70" w:semiHidden="0" w:name="Dark List Accent 6"/>
-    <w:lsdException w:unhideWhenUsed="0" w:uiPriority="71" w:semiHidden="0" w:name="Colorful Shading Accent 6"/>
-    <w:lsdException w:unhideWhenUsed="0" w:uiPriority="72" w:semiHidden="0" w:name="Colorful List Accent 6"/>
-    <w:lsdException w:unhideWhenUsed="0" w:uiPriority="73" w:semiHidden="0" w:name="Colorful Grid Accent 6"/>
+  <w:latentStyles w:defLockedState="0" w:defUIPriority="99" w:defSemiHidden="1" w:defUnhideWhenUsed="1" w:defQFormat="0" w:count="260">
+    <w:lsdException w:name="Normal" w:semiHidden="0" w:uiPriority="0" w:unhideWhenUsed="0" w:qFormat="1"/>
+    <w:lsdException w:name="heading 1" w:semiHidden="0" w:uiPriority="9" w:unhideWhenUsed="0" w:qFormat="1"/>
+    <w:lsdException w:name="heading 2" w:semiHidden="0" w:uiPriority="9" w:qFormat="1"/>
+    <w:lsdException w:name="heading 3" w:semiHidden="0" w:uiPriority="9" w:qFormat="1"/>
+    <w:lsdException w:name="heading 4" w:semiHidden="0" w:uiPriority="0" w:qFormat="1"/>
+    <w:lsdException w:name="heading 5" w:uiPriority="9" w:qFormat="1"/>
+    <w:lsdException w:name="heading 6" w:uiPriority="9" w:qFormat="1"/>
+    <w:lsdException w:name="heading 7" w:uiPriority="9" w:qFormat="1"/>
+    <w:lsdException w:name="heading 8" w:uiPriority="9" w:qFormat="1"/>
+    <w:lsdException w:name="heading 9" w:uiPriority="9" w:qFormat="1"/>
+    <w:lsdException w:name="index 1"/>
+    <w:lsdException w:name="index 2"/>
+    <w:lsdException w:name="index 3"/>
+    <w:lsdException w:name="index 4"/>
+    <w:lsdException w:name="index 5"/>
+    <w:lsdException w:name="index 6"/>
+    <w:lsdException w:name="index 7"/>
+    <w:lsdException w:name="index 8"/>
+    <w:lsdException w:name="index 9"/>
+    <w:lsdException w:name="toc 1" w:semiHidden="0" w:uiPriority="39" w:qFormat="1"/>
+    <w:lsdException w:name="toc 2" w:semiHidden="0" w:uiPriority="39" w:qFormat="1"/>
+    <w:lsdException w:name="toc 3" w:semiHidden="0" w:uiPriority="39" w:qFormat="1"/>
+    <w:lsdException w:name="toc 4" w:uiPriority="39"/>
+    <w:lsdException w:name="toc 5" w:uiPriority="39"/>
+    <w:lsdException w:name="toc 6" w:uiPriority="39"/>
+    <w:lsdException w:name="toc 7" w:uiPriority="39"/>
+    <w:lsdException w:name="toc 8" w:uiPriority="39"/>
+    <w:lsdException w:name="toc 9" w:uiPriority="39"/>
+    <w:lsdException w:name="Normal Indent"/>
+    <w:lsdException w:name="footnote text"/>
+    <w:lsdException w:name="annotation text"/>
+    <w:lsdException w:name="header" w:semiHidden="0" w:qFormat="1"/>
+    <w:lsdException w:name="footer" w:semiHidden="0" w:qFormat="1"/>
+    <w:lsdException w:name="index heading"/>
+    <w:lsdException w:name="caption" w:uiPriority="35" w:qFormat="1"/>
+    <w:lsdException w:name="table of figures"/>
+    <w:lsdException w:name="envelope address"/>
+    <w:lsdException w:name="envelope return"/>
+    <w:lsdException w:name="footnote reference"/>
+    <w:lsdException w:name="annotation reference"/>
+    <w:lsdException w:name="line number"/>
+    <w:lsdException w:name="page number"/>
+    <w:lsdException w:name="endnote reference"/>
+    <w:lsdException w:name="endnote text"/>
+    <w:lsdException w:name="table of authorities"/>
+    <w:lsdException w:name="macro"/>
+    <w:lsdException w:name="toa heading"/>
+    <w:lsdException w:name="List" w:semiHidden="0" w:qFormat="1"/>
+    <w:lsdException w:name="List Bullet"/>
+    <w:lsdException w:name="List Number"/>
+    <w:lsdException w:name="List 2" w:semiHidden="0" w:qFormat="1"/>
+    <w:lsdException w:name="List 3"/>
+    <w:lsdException w:name="List 4"/>
+    <w:lsdException w:name="List 5"/>
+    <w:lsdException w:name="List Bullet 2"/>
+    <w:lsdException w:name="List Bullet 3"/>
+    <w:lsdException w:name="List Bullet 4"/>
+    <w:lsdException w:name="List Bullet 5"/>
+    <w:lsdException w:name="List Number 2"/>
+    <w:lsdException w:name="List Number 3"/>
+    <w:lsdException w:name="List Number 4"/>
+    <w:lsdException w:name="List Number 5"/>
+    <w:lsdException w:name="Title" w:semiHidden="0" w:uiPriority="10" w:unhideWhenUsed="0"/>
+    <w:lsdException w:name="Closing"/>
+    <w:lsdException w:name="Signature"/>
+    <w:lsdException w:name="Default Paragraph Font" w:uiPriority="1" w:qFormat="1"/>
+    <w:lsdException w:name="Body Text" w:qFormat="1"/>
+    <w:lsdException w:name="Body Text Indent"/>
+    <w:lsdException w:name="List Continue"/>
+    <w:lsdException w:name="List Continue 2"/>
+    <w:lsdException w:name="List Continue 3"/>
+    <w:lsdException w:name="List Continue 4"/>
+    <w:lsdException w:name="List Continue 5"/>
+    <w:lsdException w:name="Message Header"/>
+    <w:lsdException w:name="Subtitle" w:semiHidden="0" w:uiPriority="11" w:unhideWhenUsed="0"/>
+    <w:lsdException w:name="Salutation"/>
+    <w:lsdException w:name="Date"/>
+    <w:lsdException w:name="Body Text First Indent"/>
+    <w:lsdException w:name="Body Text First Indent 2"/>
+    <w:lsdException w:name="Body Text 2"/>
+    <w:lsdException w:name="Body Text 3"/>
+    <w:lsdException w:name="Body Text Indent 2"/>
+    <w:lsdException w:name="Body Text Indent 3"/>
+    <w:lsdException w:name="Block Text"/>
+    <w:lsdException w:name="Hyperlink" w:semiHidden="0" w:qFormat="1"/>
+    <w:lsdException w:name="FollowedHyperlink"/>
+    <w:lsdException w:name="Strong" w:semiHidden="0" w:uiPriority="22" w:unhideWhenUsed="0" w:qFormat="1"/>
+    <w:lsdException w:name="Emphasis" w:semiHidden="0" w:uiPriority="20" w:unhideWhenUsed="0"/>
+    <w:lsdException w:name="Document Map"/>
+    <w:lsdException w:name="Plain Text"/>
+    <w:lsdException w:name="E-mail Signature"/>
+    <w:lsdException w:name="Normal (Web)" w:qFormat="1"/>
+    <w:lsdException w:name="HTML Acronym"/>
+    <w:lsdException w:name="HTML Address"/>
+    <w:lsdException w:name="HTML Cite"/>
+    <w:lsdException w:name="HTML Code"/>
+    <w:lsdException w:name="HTML Definition"/>
+    <w:lsdException w:name="HTML Keyboard"/>
+    <w:lsdException w:name="HTML Preformatted"/>
+    <w:lsdException w:name="HTML Sample"/>
+    <w:lsdException w:name="HTML Typewriter"/>
+    <w:lsdException w:name="HTML Variable"/>
+    <w:lsdException w:name="Normal Table" w:qFormat="1"/>
+    <w:lsdException w:name="annotation subject"/>
+    <w:lsdException w:name="Table Simple 1"/>
+    <w:lsdException w:name="Table Simple 2"/>
+    <w:lsdException w:name="Table Simple 3"/>
+    <w:lsdException w:name="Table Classic 1"/>
+    <w:lsdException w:name="Table Classic 2"/>
+    <w:lsdException w:name="Table Classic 3"/>
+    <w:lsdException w:name="Table Classic 4"/>
+    <w:lsdException w:name="Table Colorful 1"/>
+    <w:lsdException w:name="Table Colorful 2"/>
+    <w:lsdException w:name="Table Colorful 3"/>
+    <w:lsdException w:name="Table Columns 1"/>
+    <w:lsdException w:name="Table Columns 2"/>
+    <w:lsdException w:name="Table Columns 3"/>
+    <w:lsdException w:name="Table Columns 4"/>
+    <w:lsdException w:name="Table Columns 5"/>
+    <w:lsdException w:name="Table Grid 1"/>
+    <w:lsdException w:name="Table Grid 2"/>
+    <w:lsdException w:name="Table Grid 3"/>
+    <w:lsdException w:name="Table Grid 4"/>
+    <w:lsdException w:name="Table Grid 5"/>
+    <w:lsdException w:name="Table Grid 6"/>
+    <w:lsdException w:name="Table Grid 7"/>
+    <w:lsdException w:name="Table Grid 8"/>
+    <w:lsdException w:name="Table List 1"/>
+    <w:lsdException w:name="Table List 2"/>
+    <w:lsdException w:name="Table List 3"/>
+    <w:lsdException w:name="Table List 4"/>
+    <w:lsdException w:name="Table List 5"/>
+    <w:lsdException w:name="Table List 6"/>
+    <w:lsdException w:name="Table List 7"/>
+    <w:lsdException w:name="Table List 8"/>
+    <w:lsdException w:name="Table 3D effects 1"/>
+    <w:lsdException w:name="Table 3D effects 2"/>
+    <w:lsdException w:name="Table 3D effects 3"/>
+    <w:lsdException w:name="Table Contemporary"/>
+    <w:lsdException w:name="Table Elegant"/>
+    <w:lsdException w:name="Table Professional"/>
+    <w:lsdException w:name="Table Subtle 1"/>
+    <w:lsdException w:name="Table Subtle 2"/>
+    <w:lsdException w:name="Table Web 1"/>
+    <w:lsdException w:name="Table Web 2"/>
+    <w:lsdException w:name="Table Web 3"/>
+    <w:lsdException w:name="Balloon Text" w:qFormat="1"/>
+    <w:lsdException w:name="Table Grid" w:semiHidden="0" w:uiPriority="39" w:unhideWhenUsed="0" w:qFormat="1"/>
+    <w:lsdException w:name="Table Theme"/>
+    <w:lsdException w:name="No Spacing" w:semiHidden="0" w:uiPriority="0" w:unhideWhenUsed="0" w:qFormat="1"/>
+    <w:lsdException w:name="Light Shading" w:semiHidden="0" w:uiPriority="60" w:unhideWhenUsed="0"/>
+    <w:lsdException w:name="Light List" w:semiHidden="0" w:uiPriority="61" w:unhideWhenUsed="0"/>
+    <w:lsdException w:name="Light Grid" w:semiHidden="0" w:uiPriority="62" w:unhideWhenUsed="0"/>
+    <w:lsdException w:name="Medium Shading 1" w:semiHidden="0" w:uiPriority="63" w:unhideWhenUsed="0"/>
+    <w:lsdException w:name="Medium Shading 2" w:semiHidden="0" w:uiPriority="64" w:unhideWhenUsed="0"/>
+    <w:lsdException w:name="Medium List 1" w:semiHidden="0" w:uiPriority="65" w:unhideWhenUsed="0"/>
+    <w:lsdException w:name="Medium List 2" w:semiHidden="0" w:uiPriority="66" w:unhideWhenUsed="0"/>
+    <w:lsdException w:name="Medium Grid 1" w:semiHidden="0" w:uiPriority="67" w:unhideWhenUsed="0"/>
+    <w:lsdException w:name="Medium Grid 2" w:semiHidden="0" w:uiPriority="68" w:unhideWhenUsed="0"/>
+    <w:lsdException w:name="Medium Grid 3" w:semiHidden="0" w:uiPriority="69" w:unhideWhenUsed="0"/>
+    <w:lsdException w:name="Dark List" w:semiHidden="0" w:uiPriority="70" w:unhideWhenUsed="0"/>
+    <w:lsdException w:name="Colorful Shading" w:semiHidden="0" w:uiPriority="71" w:unhideWhenUsed="0"/>
+    <w:lsdException w:name="Colorful List" w:semiHidden="0" w:uiPriority="72" w:unhideWhenUsed="0"/>
+    <w:lsdException w:name="Colorful Grid" w:semiHidden="0" w:uiPriority="73" w:unhideWhenUsed="0"/>
+    <w:lsdException w:name="Light Shading Accent 1" w:semiHidden="0" w:uiPriority="60" w:unhideWhenUsed="0"/>
+    <w:lsdException w:name="Light List Accent 1" w:semiHidden="0" w:uiPriority="61" w:unhideWhenUsed="0"/>
+    <w:lsdException w:name="Light Grid Accent 1" w:semiHidden="0" w:uiPriority="62" w:unhideWhenUsed="0"/>
+    <w:lsdException w:name="Medium Shading 1 Accent 1" w:semiHidden="0" w:uiPriority="63" w:unhideWhenUsed="0"/>
+    <w:lsdException w:name="Medium Shading 2 Accent 1" w:semiHidden="0" w:uiPriority="64" w:unhideWhenUsed="0"/>
+    <w:lsdException w:name="Medium List 1 Accent 1" w:semiHidden="0" w:uiPriority="65" w:unhideWhenUsed="0"/>
+    <w:lsdException w:name="List Paragraph" w:semiHidden="0" w:uiPriority="34" w:unhideWhenUsed="0" w:qFormat="1"/>
+    <w:lsdException w:name="Medium List 2 Accent 1" w:semiHidden="0" w:uiPriority="66" w:unhideWhenUsed="0"/>
+    <w:lsdException w:name="Medium Grid 1 Accent 1" w:semiHidden="0" w:uiPriority="67" w:unhideWhenUsed="0"/>
+    <w:lsdException w:name="Medium Grid 2 Accent 1" w:semiHidden="0" w:uiPriority="68" w:unhideWhenUsed="0"/>
+    <w:lsdException w:name="Medium Grid 3 Accent 1" w:semiHidden="0" w:uiPriority="69" w:unhideWhenUsed="0"/>
+    <w:lsdException w:name="Dark List Accent 1" w:semiHidden="0" w:uiPriority="70" w:unhideWhenUsed="0"/>
+    <w:lsdException w:name="Colorful Shading Accent 1" w:semiHidden="0" w:uiPriority="71" w:unhideWhenUsed="0"/>
+    <w:lsdException w:name="Colorful List Accent 1" w:semiHidden="0" w:uiPriority="72" w:unhideWhenUsed="0"/>
+    <w:lsdException w:name="Colorful Grid Accent 1" w:semiHidden="0" w:uiPriority="73" w:unhideWhenUsed="0"/>
+    <w:lsdException w:name="Light Shading Accent 2" w:semiHidden="0" w:uiPriority="60" w:unhideWhenUsed="0"/>
+    <w:lsdException w:name="Light List Accent 2" w:semiHidden="0" w:uiPriority="61" w:unhideWhenUsed="0"/>
+    <w:lsdException w:name="Light Grid Accent 2" w:semiHidden="0" w:uiPriority="62" w:unhideWhenUsed="0"/>
+    <w:lsdException w:name="Medium Shading 1 Accent 2" w:semiHidden="0" w:uiPriority="63" w:unhideWhenUsed="0"/>
+    <w:lsdException w:name="Medium Shading 2 Accent 2" w:semiHidden="0" w:uiPriority="64" w:unhideWhenUsed="0"/>
+    <w:lsdException w:name="Medium List 1 Accent 2" w:semiHidden="0" w:uiPriority="65" w:unhideWhenUsed="0"/>
+    <w:lsdException w:name="Medium List 2 Accent 2" w:semiHidden="0" w:uiPriority="66" w:unhideWhenUsed="0"/>
+    <w:lsdException w:name="Medium Grid 1 Accent 2" w:semiHidden="0" w:uiPriority="67" w:unhideWhenUsed="0"/>
+    <w:lsdException w:name="Medium Grid 2 Accent 2" w:semiHidden="0" w:uiPriority="68" w:unhideWhenUsed="0"/>
+    <w:lsdException w:name="Medium Grid 3 Accent 2" w:semiHidden="0" w:uiPriority="69" w:unhideWhenUsed="0"/>
+    <w:lsdException w:name="Dark List Accent 2" w:semiHidden="0" w:uiPriority="70" w:unhideWhenUsed="0"/>
+    <w:lsdException w:name="Colorful Shading Accent 2" w:semiHidden="0" w:uiPriority="71" w:unhideWhenUsed="0"/>
+    <w:lsdException w:name="Colorful List Accent 2" w:semiHidden="0" w:uiPriority="72" w:unhideWhenUsed="0"/>
+    <w:lsdException w:name="Colorful Grid Accent 2" w:semiHidden="0" w:uiPriority="73" w:unhideWhenUsed="0"/>
+    <w:lsdException w:name="Light Shading Accent 3" w:semiHidden="0" w:uiPriority="60" w:unhideWhenUsed="0"/>
+    <w:lsdException w:name="Light List Accent 3" w:semiHidden="0" w:uiPriority="61" w:unhideWhenUsed="0"/>
+    <w:lsdException w:name="Light Grid Accent 3" w:semiHidden="0" w:uiPriority="62" w:unhideWhenUsed="0"/>
+    <w:lsdException w:name="Medium Shading 1 Accent 3" w:semiHidden="0" w:uiPriority="63" w:unhideWhenUsed="0"/>
+    <w:lsdException w:name="Medium Shading 2 Accent 3" w:semiHidden="0" w:uiPriority="64" w:unhideWhenUsed="0"/>
+    <w:lsdException w:name="Medium List 1 Accent 3" w:semiHidden="0" w:uiPriority="65" w:unhideWhenUsed="0"/>
+    <w:lsdException w:name="Medium List 2 Accent 3" w:semiHidden="0" w:uiPriority="66" w:unhideWhenUsed="0"/>
+    <w:lsdException w:name="Medium Grid 1 Accent 3" w:semiHidden="0" w:uiPriority="67" w:unhideWhenUsed="0"/>
+    <w:lsdException w:name="Medium Grid 2 Accent 3" w:semiHidden="0" w:uiPriority="68" w:unhideWhenUsed="0"/>
+    <w:lsdException w:name="Medium Grid 3 Accent 3" w:semiHidden="0" w:uiPriority="69" w:unhideWhenUsed="0"/>
+    <w:lsdException w:name="Dark List Accent 3" w:semiHidden="0" w:uiPriority="70" w:unhideWhenUsed="0"/>
+    <w:lsdException w:name="Colorful Shading Accent 3" w:semiHidden="0" w:uiPriority="71" w:unhideWhenUsed="0"/>
+    <w:lsdException w:name="Colorful List Accent 3" w:semiHidden="0" w:uiPriority="72" w:unhideWhenUsed="0"/>
+    <w:lsdException w:name="Colorful Grid Accent 3" w:semiHidden="0" w:uiPriority="73" w:unhideWhenUsed="0"/>
+    <w:lsdException w:name="Light Shading Accent 4" w:semiHidden="0" w:uiPriority="60" w:unhideWhenUsed="0"/>
+    <w:lsdException w:name="Light List Accent 4" w:semiHidden="0" w:uiPriority="61" w:unhideWhenUsed="0"/>
+    <w:lsdException w:name="Light Grid Accent 4" w:semiHidden="0" w:uiPriority="62" w:unhideWhenUsed="0"/>
+    <w:lsdException w:name="Medium Shading 1 Accent 4" w:semiHidden="0" w:uiPriority="63" w:unhideWhenUsed="0"/>
+    <w:lsdException w:name="Medium Shading 2 Accent 4" w:semiHidden="0" w:uiPriority="64" w:unhideWhenUsed="0"/>
+    <w:lsdException w:name="Medium List 1 Accent 4" w:semiHidden="0" w:uiPriority="65" w:unhideWhenUsed="0"/>
+    <w:lsdException w:name="Medium List 2 Accent 4" w:semiHidden="0" w:uiPriority="66" w:unhideWhenUsed="0"/>
+    <w:lsdException w:name="Medium Grid 1 Accent 4" w:semiHidden="0" w:uiPriority="67" w:unhideWhenUsed="0"/>
+    <w:lsdException w:name="Medium Grid 2 Accent 4" w:semiHidden="0" w:uiPriority="68" w:unhideWhenUsed="0"/>
+    <w:lsdException w:name="Medium Grid 3 Accent 4" w:semiHidden="0" w:uiPriority="69" w:unhideWhenUsed="0"/>
+    <w:lsdException w:name="Dark List Accent 4" w:semiHidden="0" w:uiPriority="70" w:unhideWhenUsed="0"/>
+    <w:lsdException w:name="Colorful Shading Accent 4" w:semiHidden="0" w:uiPriority="71" w:unhideWhenUsed="0"/>
+    <w:lsdException w:name="Colorful List Accent 4" w:semiHidden="0" w:uiPriority="72" w:unhideWhenUsed="0"/>
+    <w:lsdException w:name="Colorful Grid Accent 4" w:semiHidden="0" w:uiPriority="73" w:unhideWhenUsed="0"/>
+    <w:lsdException w:name="Light Shading Accent 5" w:semiHidden="0" w:uiPriority="60" w:unhideWhenUsed="0"/>
+    <w:lsdException w:name="Light List Accent 5" w:semiHidden="0" w:uiPriority="61" w:unhideWhenUsed="0"/>
+    <w:lsdException w:name="Light Grid Accent 5" w:semiHidden="0" w:uiPriority="62" w:unhideWhenUsed="0"/>
+    <w:lsdException w:name="Medium Shading 1 Accent 5" w:semiHidden="0" w:uiPriority="63" w:unhideWhenUsed="0"/>
+    <w:lsdException w:name="Medium Shading 2 Accent 5" w:semiHidden="0" w:uiPriority="64" w:unhideWhenUsed="0"/>
+    <w:lsdException w:name="Medium List 1 Accent 5" w:semiHidden="0" w:uiPriority="65" w:unhideWhenUsed="0"/>
+    <w:lsdException w:name="Medium List 2 Accent 5" w:semiHidden="0" w:uiPriority="66" w:unhideWhenUsed="0"/>
+    <w:lsdException w:name="Medium Grid 1 Accent 5" w:semiHidden="0" w:uiPriority="67" w:unhideWhenUsed="0"/>
+    <w:lsdException w:name="Medium Grid 2 Accent 5" w:semiHidden="0" w:uiPriority="68" w:unhideWhenUsed="0"/>
+    <w:lsdException w:name="Medium Grid 3 Accent 5" w:semiHidden="0" w:uiPriority="69" w:unhideWhenUsed="0"/>
+    <w:lsdException w:name="Dark List Accent 5" w:semiHidden="0" w:uiPriority="70" w:unhideWhenUsed="0"/>
+    <w:lsdException w:name="Colorful Shading Accent 5" w:semiHidden="0" w:uiPriority="71" w:unhideWhenUsed="0"/>
+    <w:lsdException w:name="Colorful List Accent 5" w:semiHidden="0" w:uiPriority="72" w:unhideWhenUsed="0"/>
+    <w:lsdException w:name="Colorful Grid Accent 5" w:semiHidden="0" w:uiPriority="73" w:unhideWhenUsed="0"/>
+    <w:lsdException w:name="Light Shading Accent 6" w:semiHidden="0" w:uiPriority="60" w:unhideWhenUsed="0"/>
+    <w:lsdException w:name="Light List Accent 6" w:semiHidden="0" w:uiPriority="61" w:unhideWhenUsed="0"/>
+    <w:lsdException w:name="Light Grid Accent 6" w:semiHidden="0" w:uiPriority="62" w:unhideWhenUsed="0"/>
+    <w:lsdException w:name="Medium Shading 1 Accent 6" w:semiHidden="0" w:uiPriority="63" w:unhideWhenUsed="0"/>
+    <w:lsdException w:name="Medium Shading 2 Accent 6" w:semiHidden="0" w:uiPriority="64" w:unhideWhenUsed="0"/>
+    <w:lsdException w:name="Medium List 1 Accent 6" w:semiHidden="0" w:uiPriority="65" w:unhideWhenUsed="0"/>
+    <w:lsdException w:name="Medium List 2 Accent 6" w:semiHidden="0" w:uiPriority="66" w:unhideWhenUsed="0"/>
+    <w:lsdException w:name="Medium Grid 1 Accent 6" w:semiHidden="0" w:uiPriority="67" w:unhideWhenUsed="0"/>
+    <w:lsdException w:name="Medium Grid 2 Accent 6" w:semiHidden="0" w:uiPriority="68" w:unhideWhenUsed="0"/>
+    <w:lsdException w:name="Medium Grid 3 Accent 6" w:semiHidden="0" w:uiPriority="69" w:unhideWhenUsed="0"/>
+    <w:lsdException w:name="Dark List Accent 6" w:semiHidden="0" w:uiPriority="70" w:unhideWhenUsed="0"/>
+    <w:lsdException w:name="Colorful Shading Accent 6" w:semiHidden="0" w:uiPriority="71" w:unhideWhenUsed="0"/>
+    <w:lsdException w:name="Colorful List Accent 6" w:semiHidden="0" w:uiPriority="72" w:unhideWhenUsed="0"/>
+    <w:lsdException w:name="Colorful Grid Accent 6" w:semiHidden="0" w:uiPriority="73" w:unhideWhenUsed="0"/>
   </w:latentStyles>
-  <w:style w:type="paragraph" w:default="1" w:styleId="1">
+  <w:style w:type="paragraph" w:default="1" w:styleId="Normal">
     <w:name w:val="Normal"/>
-    <w:next w:val="2"/>
+    <w:next w:val="BodyText"/>
     <w:qFormat/>
-    <w:uiPriority w:val="0"/>
     <w:pPr>
       <w:adjustRightInd w:val="0"/>
       <w:snapToGrid w:val="0"/>
@@ -3200,20 +3058,20 @@
       <w:ind w:firstLine="480" w:firstLineChars="200"/>
     </w:pPr>
     <w:rPr>
-      <w:rFonts w:ascii="宋体" w:hAnsi="宋体" w:eastAsia="宋体" w:cs="宋体"/>
+      <w:rFonts w:ascii="宋体" w:eastAsia="宋体" w:hAnsi="宋体" w:cs="宋体"/>
       <w:kern w:val="0"/>
       <w:sz w:val="24"/>
       <w:szCs w:val="24"/>
       <w:lang w:val="en-US" w:eastAsia="zh-CN" w:bidi="ar-SA"/>
     </w:rPr>
   </w:style>
-  <w:style w:type="paragraph" w:styleId="3">
+  <w:style w:type="paragraph" w:styleId="Heading1">
     <w:name w:val="heading 1"/>
-    <w:basedOn w:val="1"/>
-    <w:next w:val="1"/>
-    <w:link w:val="23"/>
+    <w:basedOn w:val="Normal"/>
+    <w:next w:val="Normal"/>
+    <w:link w:val="1"/>
+    <w:uiPriority w:val="9"/>
     <w:qFormat/>
-    <w:uiPriority w:val="9"/>
     <w:pPr>
       <w:keepNext/>
       <w:keepLines/>
@@ -3226,21 +3084,21 @@
       <w:outlineLvl w:val="0"/>
     </w:pPr>
     <w:rPr>
-      <w:rFonts w:ascii="宋体" w:hAnsi="宋体" w:eastAsia="宋体"/>
+      <w:rFonts w:ascii="宋体" w:eastAsia="宋体" w:hAnsi="宋体"/>
       <w:b/>
       <w:bCs/>
       <w:sz w:val="32"/>
       <w:szCs w:val="32"/>
     </w:rPr>
   </w:style>
-  <w:style w:type="paragraph" w:styleId="4">
+  <w:style w:type="paragraph" w:styleId="Heading2">
     <w:name w:val="heading 2"/>
-    <w:basedOn w:val="1"/>
-    <w:next w:val="1"/>
-    <w:link w:val="22"/>
+    <w:basedOn w:val="Normal"/>
+    <w:next w:val="Normal"/>
+    <w:link w:val="2"/>
+    <w:uiPriority w:val="9"/>
     <w:unhideWhenUsed/>
     <w:qFormat/>
-    <w:uiPriority w:val="9"/>
     <w:pPr>
       <w:keepNext/>
       <w:keepLines/>
@@ -3253,21 +3111,21 @@
       <w:outlineLvl w:val="1"/>
     </w:pPr>
     <w:rPr>
-      <w:rFonts w:ascii="宋体" w:hAnsi="宋体" w:eastAsia="宋体"/>
+      <w:rFonts w:ascii="宋体" w:eastAsia="宋体" w:hAnsi="宋体"/>
       <w:b/>
       <w:bCs/>
       <w:sz w:val="30"/>
       <w:szCs w:val="30"/>
     </w:rPr>
   </w:style>
-  <w:style w:type="paragraph" w:styleId="5">
+  <w:style w:type="paragraph" w:styleId="Heading3">
     <w:name w:val="heading 3"/>
-    <w:basedOn w:val="1"/>
-    <w:next w:val="1"/>
-    <w:link w:val="25"/>
+    <w:basedOn w:val="Normal"/>
+    <w:next w:val="Normal"/>
+    <w:link w:val="3"/>
+    <w:uiPriority w:val="9"/>
     <w:unhideWhenUsed/>
     <w:qFormat/>
-    <w:uiPriority w:val="9"/>
     <w:pPr>
       <w:keepNext/>
       <w:keepLines/>
@@ -3280,20 +3138,19 @@
       <w:outlineLvl w:val="2"/>
     </w:pPr>
     <w:rPr>
-      <w:rFonts w:ascii="宋体" w:hAnsi="宋体" w:eastAsia="宋体"/>
+      <w:rFonts w:ascii="宋体" w:eastAsia="宋体" w:hAnsi="宋体"/>
       <w:b/>
       <w:bCs/>
       <w:sz w:val="28"/>
     </w:rPr>
   </w:style>
-  <w:style w:type="paragraph" w:styleId="6">
+  <w:style w:type="paragraph" w:styleId="Heading4">
     <w:name w:val="heading 4"/>
-    <w:basedOn w:val="1"/>
-    <w:next w:val="1"/>
-    <w:link w:val="24"/>
+    <w:basedOn w:val="Normal"/>
+    <w:next w:val="Normal"/>
+    <w:link w:val="4"/>
     <w:unhideWhenUsed/>
     <w:qFormat/>
-    <w:uiPriority w:val="0"/>
     <w:pPr>
       <w:keepNext/>
       <w:keepLines/>
@@ -3306,47 +3163,47 @@
       <w:outlineLvl w:val="3"/>
     </w:pPr>
     <w:rPr>
-      <w:rFonts w:ascii="Cambria" w:hAnsi="Cambria" w:eastAsia="宋体"/>
+      <w:rFonts w:ascii="Cambria" w:eastAsia="宋体" w:hAnsi="Cambria"/>
       <w:b/>
       <w:bCs/>
       <w:szCs w:val="28"/>
     </w:rPr>
   </w:style>
-  <w:style w:type="paragraph" w:styleId="7">
+  <w:style w:type="paragraph" w:styleId="Heading5">
     <w:name w:val="heading 5"/>
-    <w:basedOn w:val="1"/>
-    <w:next w:val="1"/>
+    <w:basedOn w:val="Normal"/>
+    <w:next w:val="Normal"/>
+    <w:uiPriority w:val="9"/>
     <w:semiHidden/>
     <w:unhideWhenUsed/>
     <w:qFormat/>
-    <w:uiPriority w:val="9"/>
     <w:pPr>
       <w:spacing w:before="0" w:beforeAutospacing="1" w:after="0" w:afterAutospacing="1"/>
       <w:jc w:val="left"/>
     </w:pPr>
     <w:rPr>
-      <w:rFonts w:hint="eastAsia" w:ascii="宋体" w:hAnsi="宋体" w:eastAsia="宋体" w:cs="宋体"/>
+      <w:rFonts w:ascii="宋体" w:eastAsia="宋体" w:hAnsi="宋体" w:cs="宋体" w:hint="eastAsia"/>
       <w:b/>
       <w:bCs/>
       <w:kern w:val="0"/>
       <w:sz w:val="20"/>
       <w:szCs w:val="20"/>
-      <w:lang w:val="en-US" w:eastAsia="zh-CN" w:bidi="ar"/>
+      <w:lang w:val="en-US" w:eastAsia="zh-CN"/>
     </w:rPr>
   </w:style>
-  <w:style w:type="character" w:default="1" w:styleId="19">
+  <w:style w:type="character" w:default="1" w:styleId="DefaultParagraphFont">
     <w:name w:val="Default Paragraph Font"/>
+    <w:uiPriority w:val="1"/>
     <w:semiHidden/>
     <w:unhideWhenUsed/>
     <w:qFormat/>
-    <w:uiPriority w:val="1"/>
   </w:style>
-  <w:style w:type="table" w:default="1" w:styleId="17">
+  <w:style w:type="table" w:default="1" w:styleId="TableNormal">
     <w:name w:val="Normal Table"/>
+    <w:uiPriority w:val="99"/>
     <w:semiHidden/>
     <w:unhideWhenUsed/>
     <w:qFormat/>
-    <w:uiPriority w:val="99"/>
     <w:tblPr>
       <w:tblCellMar>
         <w:top w:w="0" w:type="dxa"/>
@@ -3356,22 +3213,22 @@
       </w:tblCellMar>
     </w:tblPr>
   </w:style>
-  <w:style w:type="paragraph" w:styleId="2">
+  <w:style w:type="paragraph" w:styleId="BodyText">
     <w:name w:val="Body Text"/>
-    <w:basedOn w:val="1"/>
+    <w:basedOn w:val="Normal"/>
+    <w:uiPriority w:val="99"/>
     <w:semiHidden/>
     <w:unhideWhenUsed/>
     <w:qFormat/>
-    <w:uiPriority w:val="99"/>
     <w:pPr>
       <w:spacing w:after="120" w:afterLines="0" w:afterAutospacing="0"/>
     </w:pPr>
   </w:style>
-  <w:style w:type="paragraph" w:styleId="8">
+  <w:style w:type="paragraph" w:styleId="List2">
     <w:name w:val="List 2"/>
+    <w:uiPriority w:val="99"/>
     <w:unhideWhenUsed/>
     <w:qFormat/>
-    <w:uiPriority w:val="99"/>
     <w:pPr>
       <w:numPr>
         <w:ilvl w:val="1"/>
@@ -3381,20 +3238,20 @@
       <w:contextualSpacing/>
     </w:pPr>
     <w:rPr>
-      <w:rFonts w:ascii="宋体" w:hAnsi="宋体" w:eastAsia="宋体" w:cs="宋体"/>
+      <w:rFonts w:ascii="宋体" w:eastAsia="宋体" w:hAnsi="宋体" w:cs="宋体"/>
       <w:kern w:val="0"/>
       <w:sz w:val="24"/>
       <w:szCs w:val="24"/>
       <w:lang w:val="en-US" w:eastAsia="zh-CN" w:bidi="ar-SA"/>
     </w:rPr>
   </w:style>
-  <w:style w:type="paragraph" w:styleId="9">
+  <w:style w:type="paragraph" w:styleId="TOC3">
     <w:name w:val="toc 3"/>
-    <w:basedOn w:val="1"/>
-    <w:next w:val="1"/>
+    <w:basedOn w:val="Normal"/>
+    <w:next w:val="Normal"/>
+    <w:uiPriority w:val="39"/>
     <w:unhideWhenUsed/>
     <w:qFormat/>
-    <w:uiPriority w:val="39"/>
     <w:pPr>
       <w:ind w:left="420" w:firstLine="0" w:firstLineChars="0"/>
     </w:pPr>
@@ -3402,26 +3259,26 @@
       <w:iCs/>
     </w:rPr>
   </w:style>
-  <w:style w:type="paragraph" w:styleId="10">
+  <w:style w:type="paragraph" w:styleId="BalloonText">
     <w:name w:val="Balloon Text"/>
-    <w:basedOn w:val="1"/>
-    <w:link w:val="28"/>
+    <w:basedOn w:val="Normal"/>
+    <w:link w:val="a1"/>
+    <w:uiPriority w:val="99"/>
     <w:semiHidden/>
     <w:unhideWhenUsed/>
     <w:qFormat/>
-    <w:uiPriority w:val="99"/>
     <w:rPr>
       <w:sz w:val="18"/>
       <w:szCs w:val="18"/>
     </w:rPr>
   </w:style>
-  <w:style w:type="paragraph" w:styleId="11">
+  <w:style w:type="paragraph" w:styleId="Footer">
     <w:name w:val="footer"/>
-    <w:basedOn w:val="1"/>
-    <w:link w:val="27"/>
+    <w:basedOn w:val="Normal"/>
+    <w:link w:val="a0"/>
+    <w:uiPriority w:val="99"/>
     <w:unhideWhenUsed/>
     <w:qFormat/>
-    <w:uiPriority w:val="99"/>
     <w:pPr>
       <w:tabs>
         <w:tab w:val="center" w:pos="4153"/>
@@ -3433,16 +3290,16 @@
       <w:szCs w:val="18"/>
     </w:rPr>
   </w:style>
-  <w:style w:type="paragraph" w:styleId="12">
+  <w:style w:type="paragraph" w:styleId="Header">
     <w:name w:val="header"/>
-    <w:basedOn w:val="1"/>
-    <w:link w:val="26"/>
+    <w:basedOn w:val="Normal"/>
+    <w:link w:val="a"/>
+    <w:uiPriority w:val="99"/>
     <w:unhideWhenUsed/>
     <w:qFormat/>
-    <w:uiPriority w:val="99"/>
     <w:pPr>
       <w:pBdr>
-        <w:bottom w:val="single" w:color="auto" w:sz="6" w:space="1"/>
+        <w:bottom w:val="single" w:sz="6" w:space="1" w:color="auto"/>
       </w:pBdr>
       <w:tabs>
         <w:tab w:val="center" w:pos="4153"/>
@@ -3455,13 +3312,13 @@
       <w:szCs w:val="18"/>
     </w:rPr>
   </w:style>
-  <w:style w:type="paragraph" w:styleId="13">
+  <w:style w:type="paragraph" w:styleId="TOC1">
     <w:name w:val="toc 1"/>
-    <w:basedOn w:val="1"/>
-    <w:next w:val="1"/>
+    <w:basedOn w:val="Normal"/>
+    <w:next w:val="Normal"/>
+    <w:uiPriority w:val="39"/>
     <w:unhideWhenUsed/>
     <w:qFormat/>
-    <w:uiPriority w:val="39"/>
     <w:pPr>
       <w:ind w:firstLine="0" w:firstLineChars="0"/>
     </w:pPr>
@@ -3470,12 +3327,12 @@
       <w:caps/>
     </w:rPr>
   </w:style>
-  <w:style w:type="paragraph" w:styleId="14">
+  <w:style w:type="paragraph" w:styleId="List">
     <w:name w:val="List"/>
-    <w:link w:val="35"/>
+    <w:link w:val="a4"/>
+    <w:uiPriority w:val="99"/>
     <w:unhideWhenUsed/>
     <w:qFormat/>
-    <w:uiPriority w:val="99"/>
     <w:pPr>
       <w:numPr>
         <w:ilvl w:val="0"/>
@@ -3485,20 +3342,20 @@
       <w:contextualSpacing/>
     </w:pPr>
     <w:rPr>
-      <w:rFonts w:ascii="宋体" w:hAnsi="宋体" w:eastAsia="宋体" w:cs="宋体"/>
+      <w:rFonts w:ascii="宋体" w:eastAsia="宋体" w:hAnsi="宋体" w:cs="宋体"/>
       <w:kern w:val="0"/>
       <w:sz w:val="24"/>
       <w:szCs w:val="24"/>
       <w:lang w:val="en-US" w:eastAsia="zh-CN" w:bidi="ar-SA"/>
     </w:rPr>
   </w:style>
-  <w:style w:type="paragraph" w:styleId="15">
+  <w:style w:type="paragraph" w:styleId="TOC2">
     <w:name w:val="toc 2"/>
-    <w:basedOn w:val="1"/>
-    <w:next w:val="1"/>
+    <w:basedOn w:val="Normal"/>
+    <w:next w:val="Normal"/>
+    <w:uiPriority w:val="39"/>
     <w:unhideWhenUsed/>
     <w:qFormat/>
-    <w:uiPriority w:val="39"/>
     <w:pPr>
       <w:tabs>
         <w:tab w:val="right" w:leader="dot" w:pos="8312"/>
@@ -3507,70 +3364,65 @@
       <w:jc w:val="center"/>
     </w:pPr>
     <w:rPr>
-      <w:rFonts w:asciiTheme="minorEastAsia" w:hAnsiTheme="minorEastAsia" w:eastAsiaTheme="minorEastAsia"/>
+      <w:rFonts w:asciiTheme="minorEastAsia" w:eastAsiaTheme="minorEastAsia" w:hAnsiTheme="minorEastAsia"/>
       <w:smallCaps/>
       <w:sz w:val="32"/>
     </w:rPr>
   </w:style>
-  <w:style w:type="paragraph" w:styleId="16">
+  <w:style w:type="paragraph" w:styleId="NormalWeb">
     <w:name w:val="Normal (Web)"/>
-    <w:basedOn w:val="1"/>
+    <w:basedOn w:val="Normal"/>
+    <w:uiPriority w:val="99"/>
     <w:semiHidden/>
     <w:unhideWhenUsed/>
     <w:qFormat/>
-    <w:uiPriority w:val="99"/>
     <w:rPr>
       <w:sz w:val="24"/>
     </w:rPr>
   </w:style>
-  <w:style w:type="table" w:styleId="18">
+  <w:style w:type="table" w:styleId="TableGrid">
     <w:name w:val="Table Grid"/>
-    <w:basedOn w:val="17"/>
+    <w:basedOn w:val="TableNormal"/>
+    <w:uiPriority w:val="39"/>
     <w:qFormat/>
-    <w:uiPriority w:val="39"/>
     <w:tblPr>
       <w:tblBorders>
-        <w:top w:val="single" w:color="auto" w:sz="4" w:space="0"/>
-        <w:left w:val="single" w:color="auto" w:sz="4" w:space="0"/>
-        <w:bottom w:val="single" w:color="auto" w:sz="4" w:space="0"/>
-        <w:right w:val="single" w:color="auto" w:sz="4" w:space="0"/>
-        <w:insideH w:val="single" w:color="auto" w:sz="4" w:space="0"/>
-        <w:insideV w:val="single" w:color="auto" w:sz="4" w:space="0"/>
+        <w:top w:val="single" w:sz="4" w:space="0" w:color="auto"/>
+        <w:left w:val="single" w:sz="4" w:space="0" w:color="auto"/>
+        <w:bottom w:val="single" w:sz="4" w:space="0" w:color="auto"/>
+        <w:right w:val="single" w:sz="4" w:space="0" w:color="auto"/>
+        <w:insideH w:val="single" w:sz="4" w:space="0" w:color="auto"/>
+        <w:insideV w:val="single" w:sz="4" w:space="0" w:color="auto"/>
       </w:tblBorders>
     </w:tblPr>
   </w:style>
-  <w:style w:type="character" w:styleId="20">
+  <w:style w:type="character" w:styleId="Strong">
     <w:name w:val="Strong"/>
-    <w:basedOn w:val="19"/>
+    <w:basedOn w:val="DefaultParagraphFont"/>
+    <w:uiPriority w:val="22"/>
     <w:qFormat/>
-    <w:uiPriority w:val="22"/>
     <w:rPr>
       <w:b/>
     </w:rPr>
   </w:style>
-  <w:style w:type="character" w:styleId="21">
+  <w:style w:type="character" w:styleId="Hyperlink">
     <w:name w:val="Hyperlink"/>
-    <w:basedOn w:val="19"/>
+    <w:basedOn w:val="DefaultParagraphFont"/>
+    <w:uiPriority w:val="99"/>
     <w:unhideWhenUsed/>
     <w:qFormat/>
-    <w:uiPriority w:val="99"/>
     <w:rPr>
       <w:color w:val="0563C1" w:themeColor="hyperlink"/>
       <w:u w:val="single"/>
-      <w14:textFill>
-        <w14:solidFill>
-          <w14:schemeClr w14:val="hlink"/>
-        </w14:solidFill>
-      </w14:textFill>
     </w:rPr>
   </w:style>
-  <w:style w:type="character" w:customStyle="1" w:styleId="22">
+  <w:style w:type="character" w:customStyle="1" w:styleId="2">
     <w:name w:val="标题 2 字符"/>
-    <w:link w:val="4"/>
+    <w:link w:val="Heading2"/>
+    <w:uiPriority w:val="9"/>
     <w:qFormat/>
-    <w:uiPriority w:val="9"/>
     <w:rPr>
-      <w:rFonts w:ascii="宋体" w:hAnsi="宋体" w:eastAsia="宋体" w:cs="宋体"/>
+      <w:rFonts w:ascii="宋体" w:eastAsia="宋体" w:hAnsi="宋体" w:cs="宋体"/>
       <w:b/>
       <w:bCs/>
       <w:kern w:val="0"/>
@@ -3578,13 +3430,13 @@
       <w:szCs w:val="30"/>
     </w:rPr>
   </w:style>
-  <w:style w:type="character" w:customStyle="1" w:styleId="23">
+  <w:style w:type="character" w:customStyle="1" w:styleId="1">
     <w:name w:val="标题 1 字符"/>
-    <w:link w:val="3"/>
+    <w:link w:val="Heading1"/>
+    <w:uiPriority w:val="9"/>
     <w:qFormat/>
-    <w:uiPriority w:val="9"/>
     <w:rPr>
-      <w:rFonts w:ascii="宋体" w:hAnsi="宋体" w:eastAsia="宋体" w:cs="宋体"/>
+      <w:rFonts w:ascii="宋体" w:eastAsia="宋体" w:hAnsi="宋体" w:cs="宋体"/>
       <w:b/>
       <w:bCs/>
       <w:kern w:val="0"/>
@@ -3593,13 +3445,12 @@
       <w:lang w:val="en-US" w:eastAsia="zh-CN" w:bidi="ar-SA"/>
     </w:rPr>
   </w:style>
-  <w:style w:type="character" w:customStyle="1" w:styleId="24">
+  <w:style w:type="character" w:customStyle="1" w:styleId="4">
     <w:name w:val="标题 4 字符"/>
-    <w:link w:val="6"/>
+    <w:link w:val="Heading4"/>
     <w:qFormat/>
-    <w:uiPriority w:val="0"/>
     <w:rPr>
-      <w:rFonts w:ascii="Cambria" w:hAnsi="Cambria" w:eastAsia="宋体" w:cs="宋体"/>
+      <w:rFonts w:ascii="Cambria" w:eastAsia="宋体" w:hAnsi="Cambria" w:cs="宋体"/>
       <w:b/>
       <w:bCs/>
       <w:kern w:val="0"/>
@@ -3607,13 +3458,13 @@
       <w:szCs w:val="28"/>
     </w:rPr>
   </w:style>
-  <w:style w:type="character" w:customStyle="1" w:styleId="25">
+  <w:style w:type="character" w:customStyle="1" w:styleId="3">
     <w:name w:val="标题 3 字符"/>
-    <w:link w:val="5"/>
+    <w:link w:val="Heading3"/>
+    <w:uiPriority w:val="9"/>
     <w:qFormat/>
-    <w:uiPriority w:val="9"/>
     <w:rPr>
-      <w:rFonts w:ascii="宋体" w:hAnsi="宋体" w:eastAsia="宋体" w:cs="宋体"/>
+      <w:rFonts w:ascii="宋体" w:eastAsia="宋体" w:hAnsi="宋体" w:cs="宋体"/>
       <w:b/>
       <w:bCs/>
       <w:kern w:val="0"/>
@@ -3621,47 +3472,47 @@
       <w:szCs w:val="24"/>
     </w:rPr>
   </w:style>
-  <w:style w:type="character" w:customStyle="1" w:styleId="26">
+  <w:style w:type="character" w:customStyle="1" w:styleId="a">
     <w:name w:val="页眉 字符"/>
-    <w:basedOn w:val="19"/>
-    <w:link w:val="12"/>
+    <w:basedOn w:val="DefaultParagraphFont"/>
+    <w:link w:val="Header"/>
+    <w:uiPriority w:val="99"/>
     <w:qFormat/>
-    <w:uiPriority w:val="99"/>
     <w:rPr>
       <w:sz w:val="18"/>
       <w:szCs w:val="18"/>
     </w:rPr>
   </w:style>
-  <w:style w:type="character" w:customStyle="1" w:styleId="27">
+  <w:style w:type="character" w:customStyle="1" w:styleId="a0">
     <w:name w:val="页脚 字符"/>
-    <w:basedOn w:val="19"/>
-    <w:link w:val="11"/>
+    <w:basedOn w:val="DefaultParagraphFont"/>
+    <w:link w:val="Footer"/>
+    <w:uiPriority w:val="99"/>
     <w:qFormat/>
-    <w:uiPriority w:val="99"/>
     <w:rPr>
       <w:sz w:val="18"/>
       <w:szCs w:val="18"/>
     </w:rPr>
   </w:style>
-  <w:style w:type="character" w:customStyle="1" w:styleId="28">
+  <w:style w:type="character" w:customStyle="1" w:styleId="a1">
     <w:name w:val="批注框文本 字符"/>
-    <w:basedOn w:val="19"/>
-    <w:link w:val="10"/>
+    <w:basedOn w:val="DefaultParagraphFont"/>
+    <w:link w:val="BalloonText"/>
+    <w:uiPriority w:val="99"/>
     <w:semiHidden/>
     <w:qFormat/>
-    <w:uiPriority w:val="99"/>
     <w:rPr>
       <w:sz w:val="18"/>
       <w:szCs w:val="18"/>
     </w:rPr>
   </w:style>
-  <w:style w:type="paragraph" w:customStyle="1" w:styleId="29">
+  <w:style w:type="paragraph" w:customStyle="1" w:styleId="TOCHeading">
     <w:name w:val="TOC Heading"/>
-    <w:basedOn w:val="3"/>
-    <w:next w:val="1"/>
+    <w:basedOn w:val="Heading1"/>
+    <w:next w:val="Normal"/>
+    <w:uiPriority w:val="39"/>
     <w:unhideWhenUsed/>
     <w:qFormat/>
-    <w:uiPriority w:val="39"/>
     <w:pPr>
       <w:numPr>
         <w:numId w:val="0"/>
@@ -3674,21 +3525,20 @@
       <w:rFonts w:ascii="Cambria" w:hAnsi="Cambria" w:cs="Times New Roman"/>
     </w:rPr>
   </w:style>
-  <w:style w:type="paragraph" w:styleId="30">
+  <w:style w:type="paragraph" w:styleId="ListParagraph">
     <w:name w:val="List Paragraph"/>
-    <w:basedOn w:val="1"/>
+    <w:basedOn w:val="Normal"/>
+    <w:uiPriority w:val="34"/>
     <w:qFormat/>
-    <w:uiPriority w:val="34"/>
     <w:pPr>
       <w:ind w:firstLine="420"/>
     </w:pPr>
   </w:style>
-  <w:style w:type="paragraph" w:customStyle="1" w:styleId="31">
+  <w:style w:type="paragraph" w:customStyle="1" w:styleId="a2">
     <w:name w:val="瑞讯达正文"/>
-    <w:basedOn w:val="1"/>
-    <w:link w:val="33"/>
+    <w:basedOn w:val="Normal"/>
+    <w:link w:val="Char"/>
     <w:qFormat/>
-    <w:uiPriority w:val="0"/>
     <w:pPr>
       <w:adjustRightInd/>
       <w:jc w:val="both"/>
@@ -3697,82 +3547,77 @@
       <w:rFonts w:ascii="Calibri" w:hAnsi="Calibri" w:cs="黑体"/>
     </w:rPr>
   </w:style>
-  <w:style w:type="paragraph" w:customStyle="1" w:styleId="32">
+  <w:style w:type="paragraph" w:customStyle="1" w:styleId="a3">
     <w:name w:val="正文（绿盟科技）"/>
-    <w:link w:val="34"/>
+    <w:link w:val="Char0"/>
     <w:qFormat/>
-    <w:uiPriority w:val="0"/>
     <w:pPr>
       <w:spacing w:line="300" w:lineRule="auto"/>
     </w:pPr>
     <w:rPr>
-      <w:rFonts w:ascii="Arial" w:hAnsi="Arial" w:eastAsia="宋体" w:cs="Times New Roman"/>
+      <w:rFonts w:ascii="Arial" w:eastAsia="宋体" w:hAnsi="Arial" w:cs="Times New Roman"/>
       <w:kern w:val="0"/>
       <w:sz w:val="21"/>
       <w:szCs w:val="21"/>
       <w:lang w:val="en-US" w:eastAsia="zh-CN" w:bidi="ar-SA"/>
     </w:rPr>
   </w:style>
-  <w:style w:type="character" w:customStyle="1" w:styleId="33">
+  <w:style w:type="character" w:customStyle="1" w:styleId="Char">
     <w:name w:val="瑞讯达正文 Char"/>
-    <w:basedOn w:val="19"/>
-    <w:link w:val="31"/>
+    <w:basedOn w:val="DefaultParagraphFont"/>
+    <w:link w:val="a2"/>
     <w:qFormat/>
-    <w:uiPriority w:val="0"/>
     <w:rPr>
-      <w:rFonts w:ascii="Calibri" w:hAnsi="Calibri" w:eastAsia="宋体" w:cs="黑体"/>
+      <w:rFonts w:ascii="Calibri" w:eastAsia="宋体" w:hAnsi="Calibri" w:cs="黑体"/>
     </w:rPr>
   </w:style>
-  <w:style w:type="character" w:customStyle="1" w:styleId="34">
+  <w:style w:type="character" w:customStyle="1" w:styleId="Char0">
     <w:name w:val="正文（绿盟科技） Char"/>
-    <w:link w:val="32"/>
+    <w:link w:val="a3"/>
     <w:qFormat/>
-    <w:uiPriority w:val="0"/>
     <w:rPr>
-      <w:rFonts w:ascii="Arial" w:hAnsi="Arial" w:eastAsia="宋体" w:cs="Times New Roman"/>
+      <w:rFonts w:ascii="Arial" w:eastAsia="宋体" w:hAnsi="Arial" w:cs="Times New Roman"/>
       <w:kern w:val="0"/>
       <w:szCs w:val="21"/>
     </w:rPr>
   </w:style>
-  <w:style w:type="character" w:customStyle="1" w:styleId="35">
+  <w:style w:type="character" w:customStyle="1" w:styleId="a4">
     <w:name w:val="列表 字符"/>
-    <w:basedOn w:val="19"/>
-    <w:link w:val="14"/>
+    <w:basedOn w:val="DefaultParagraphFont"/>
+    <w:link w:val="List"/>
+    <w:uiPriority w:val="99"/>
     <w:qFormat/>
-    <w:uiPriority w:val="99"/>
     <w:rPr>
-      <w:rFonts w:ascii="宋体" w:hAnsi="宋体" w:eastAsia="宋体" w:cs="宋体"/>
+      <w:rFonts w:ascii="宋体" w:eastAsia="宋体" w:hAnsi="宋体" w:cs="宋体"/>
       <w:kern w:val="0"/>
       <w:sz w:val="24"/>
       <w:szCs w:val="24"/>
     </w:rPr>
   </w:style>
-  <w:style w:type="paragraph" w:styleId="36">
+  <w:style w:type="paragraph" w:styleId="NoSpacing">
     <w:name w:val="No Spacing"/>
-    <w:link w:val="37"/>
+    <w:link w:val="a5"/>
     <w:qFormat/>
-    <w:uiPriority w:val="0"/>
     <w:pPr>
       <w:adjustRightInd w:val="0"/>
       <w:snapToGrid w:val="0"/>
       <w:spacing w:line="288" w:lineRule="auto"/>
     </w:pPr>
     <w:rPr>
-      <w:rFonts w:ascii="宋体" w:hAnsi="宋体" w:eastAsia="宋体" w:cs="宋体"/>
+      <w:rFonts w:ascii="宋体" w:eastAsia="宋体" w:hAnsi="宋体" w:cs="宋体"/>
       <w:kern w:val="0"/>
       <w:sz w:val="21"/>
       <w:szCs w:val="21"/>
       <w:lang w:val="en-US" w:eastAsia="zh-CN" w:bidi="ar-SA"/>
     </w:rPr>
   </w:style>
-  <w:style w:type="character" w:customStyle="1" w:styleId="37">
+  <w:style w:type="character" w:customStyle="1" w:styleId="a5">
     <w:name w:val="无间隔 字符"/>
-    <w:basedOn w:val="19"/>
-    <w:link w:val="36"/>
+    <w:basedOn w:val="DefaultParagraphFont"/>
+    <w:link w:val="NoSpacing"/>
     <w:qFormat/>
-    <w:uiPriority w:val="0"/>
     <w:rPr>
-      <w:rFonts w:ascii="宋体" w:hAnsi="宋体" w:eastAsia="宋体" w:cs="宋体"/>
+      <w:rFonts w:ascii="宋体" w:eastAsia="宋体" w:hAnsi="宋体" w:cs="宋体"/>
       <w:kern w:val="0"/>
       <w:szCs w:val="21"/>
     </w:rPr>
